--- a/Coding Practise with Prereq.docx
+++ b/Coding Practise with Prereq.docx
@@ -4,43 +4,336 @@
   <w:body>
     <w:p>
       <w:pPr>
+        <w:pStyle w:val="Heading1"/>
+      </w:pPr>
+      <w:r>
+        <w:t>1</w:t>
+      </w:r>
+      <w:r>
+        <w:t>.</w:t>
+      </w:r>
+      <w:r>
+        <w:rPr>
+          <w:rFonts w:asciiTheme="minorHAnsi" w:eastAsiaTheme="minorHAnsi" w:hAnsiTheme="minorHAnsi" w:cstheme="minorBidi"/>
+          <w:color w:val="auto"/>
+          <w:sz w:val="22"/>
+          <w:szCs w:val="22"/>
+        </w:rPr>
+        <w:t xml:space="preserve"> </w:t>
+      </w:r>
+      <w:r>
+        <w:t>Double the values in an array</w:t>
+      </w:r>
+      <w:r>
+        <w:t>.</w:t>
+      </w:r>
+    </w:p>
+    <w:p>
+      <w:r>
+        <w:tab/>
+        <w:t>To act upon each element of array and forms or</w:t>
+      </w:r>
+      <w:r>
+        <w:t xml:space="preserve"> returns a new array</w:t>
+      </w:r>
+      <w:r>
+        <w:t xml:space="preserve"> using map()</w:t>
+      </w:r>
+    </w:p>
+    <w:p>
+      <w:r>
+        <w:drawing>
+          <wp:inline distT="0" distB="0" distL="0" distR="0" wp14:anchorId="7C5C8F4A" wp14:editId="05F1F808">
+            <wp:extent cx="4235668" cy="1358970"/>
+            <wp:effectExtent l="0" t="0" r="0" b="0"/>
+            <wp:docPr id="2071309122" name="Picture 1"/>
+            <wp:cNvGraphicFramePr>
+              <a:graphicFrameLocks xmlns:a="http://schemas.openxmlformats.org/drawingml/2006/main" noChangeAspect="1"/>
+            </wp:cNvGraphicFramePr>
+            <a:graphic xmlns:a="http://schemas.openxmlformats.org/drawingml/2006/main">
+              <a:graphicData uri="http://schemas.openxmlformats.org/drawingml/2006/picture">
+                <pic:pic xmlns:pic="http://schemas.openxmlformats.org/drawingml/2006/picture">
+                  <pic:nvPicPr>
+                    <pic:cNvPr id="2071309122" name=""/>
+                    <pic:cNvPicPr/>
+                  </pic:nvPicPr>
+                  <pic:blipFill>
+                    <a:blip r:embed="rId6"/>
+                    <a:stretch>
+                      <a:fillRect/>
+                    </a:stretch>
+                  </pic:blipFill>
+                  <pic:spPr>
+                    <a:xfrm>
+                      <a:off x="0" y="0"/>
+                      <a:ext cx="4235668" cy="1358970"/>
+                    </a:xfrm>
+                    <a:prstGeom prst="rect">
+                      <a:avLst/>
+                    </a:prstGeom>
+                  </pic:spPr>
+                </pic:pic>
+              </a:graphicData>
+            </a:graphic>
+          </wp:inline>
+        </w:drawing>
+      </w:r>
+    </w:p>
+    <w:p>
+      <w:pPr>
         <w:rPr>
           <w:b/>
           <w:bCs/>
-          <w:color w:val="7030A0"/>
-          <w:sz w:val="28"/>
-          <w:szCs w:val="28"/>
+          <w:color w:val="C00000"/>
+          <w:sz w:val="32"/>
+          <w:szCs w:val="32"/>
         </w:rPr>
       </w:pPr>
+      <w:r>
+        <w:tab/>
+      </w:r>
+      <w:r>
+        <w:tab/>
+      </w:r>
+      <w:r>
+        <w:tab/>
+      </w:r>
+      <w:r>
+        <w:t xml:space="preserve">  </w:t>
+      </w:r>
       <w:r>
         <w:rPr>
           <w:b/>
           <w:bCs/>
-          <w:color w:val="7030A0"/>
-          <w:sz w:val="28"/>
-          <w:szCs w:val="28"/>
+          <w:color w:val="C00000"/>
+          <w:sz w:val="32"/>
+          <w:szCs w:val="32"/>
         </w:rPr>
-        <w:t xml:space="preserve">1.Write a JavaScript program to find the </w:t>
-      </w:r>
-      <w:r>
+        <w:t>OR</w:t>
+      </w:r>
+    </w:p>
+    <w:p>
+      <w:pPr>
         <w:rPr>
           <w:b/>
           <w:bCs/>
-          <w:color w:val="7030A0"/>
-          <w:sz w:val="28"/>
-          <w:szCs w:val="28"/>
+          <w:sz w:val="32"/>
+          <w:szCs w:val="32"/>
         </w:rPr>
-        <w:t>largest/maximum</w:t>
-      </w:r>
+      </w:pPr>
       <w:r>
         <w:rPr>
           <w:b/>
           <w:bCs/>
-          <w:color w:val="7030A0"/>
-          <w:sz w:val="28"/>
-          <w:szCs w:val="28"/>
+          <w:sz w:val="32"/>
+          <w:szCs w:val="32"/>
         </w:rPr>
-        <w:t xml:space="preserve"> number from a given array of numbers.</w:t>
+        <w:drawing>
+          <wp:inline distT="0" distB="0" distL="0" distR="0" wp14:anchorId="66C1E9DF" wp14:editId="3835ED39">
+            <wp:extent cx="3721291" cy="1104957"/>
+            <wp:effectExtent l="0" t="0" r="0" b="0"/>
+            <wp:docPr id="809440719" name="Picture 1"/>
+            <wp:cNvGraphicFramePr>
+              <a:graphicFrameLocks xmlns:a="http://schemas.openxmlformats.org/drawingml/2006/main" noChangeAspect="1"/>
+            </wp:cNvGraphicFramePr>
+            <a:graphic xmlns:a="http://schemas.openxmlformats.org/drawingml/2006/main">
+              <a:graphicData uri="http://schemas.openxmlformats.org/drawingml/2006/picture">
+                <pic:pic xmlns:pic="http://schemas.openxmlformats.org/drawingml/2006/picture">
+                  <pic:nvPicPr>
+                    <pic:cNvPr id="809440719" name=""/>
+                    <pic:cNvPicPr/>
+                  </pic:nvPicPr>
+                  <pic:blipFill>
+                    <a:blip r:embed="rId7"/>
+                    <a:stretch>
+                      <a:fillRect/>
+                    </a:stretch>
+                  </pic:blipFill>
+                  <pic:spPr>
+                    <a:xfrm>
+                      <a:off x="0" y="0"/>
+                      <a:ext cx="3721291" cy="1104957"/>
+                    </a:xfrm>
+                    <a:prstGeom prst="rect">
+                      <a:avLst/>
+                    </a:prstGeom>
+                  </pic:spPr>
+                </pic:pic>
+              </a:graphicData>
+            </a:graphic>
+          </wp:inline>
+        </w:drawing>
+      </w:r>
+    </w:p>
+    <w:p>
+      <w:pPr>
+        <w:pStyle w:val="Heading1"/>
+      </w:pPr>
+      <w:r>
+        <w:t>2</w:t>
+      </w:r>
+      <w:r>
+        <w:t>.</w:t>
+      </w:r>
+      <w:r>
+        <w:rPr>
+          <w:rFonts w:asciiTheme="minorHAnsi" w:eastAsiaTheme="minorHAnsi" w:hAnsiTheme="minorHAnsi" w:cstheme="minorBidi"/>
+          <w:color w:val="auto"/>
+          <w:sz w:val="22"/>
+          <w:szCs w:val="22"/>
+        </w:rPr>
+        <w:t xml:space="preserve"> </w:t>
+      </w:r>
+      <w:r>
+        <w:t>Filter out odd numbers</w:t>
+      </w:r>
+    </w:p>
+    <w:p>
+      <w:pPr>
+        <w:rPr>
+          <w:rFonts w:ascii="Times New Roman" w:hAnsi="Times New Roman" w:cs="Times New Roman"/>
+          <w:sz w:val="24"/>
+          <w:szCs w:val="24"/>
+        </w:rPr>
+      </w:pPr>
+      <w:r>
+        <w:rPr>
+          <w:rFonts w:ascii="Times New Roman" w:hAnsi="Times New Roman" w:cs="Times New Roman"/>
+          <w:sz w:val="24"/>
+          <w:szCs w:val="24"/>
+        </w:rPr>
+        <w:t>R</w:t>
+      </w:r>
+      <w:r>
+        <w:rPr>
+          <w:rFonts w:ascii="Times New Roman" w:hAnsi="Times New Roman" w:cs="Times New Roman"/>
+          <w:sz w:val="24"/>
+          <w:szCs w:val="24"/>
+        </w:rPr>
+        <w:t>eturns a new array with elements that match a condition</w:t>
+      </w:r>
+    </w:p>
+    <w:p>
+      <w:r>
+        <w:drawing>
+          <wp:inline distT="0" distB="0" distL="0" distR="0" wp14:anchorId="76E5052F" wp14:editId="4B04D994">
+            <wp:extent cx="4178515" cy="1549480"/>
+            <wp:effectExtent l="0" t="0" r="0" b="0"/>
+            <wp:docPr id="764494044" name="Picture 1"/>
+            <wp:cNvGraphicFramePr>
+              <a:graphicFrameLocks xmlns:a="http://schemas.openxmlformats.org/drawingml/2006/main" noChangeAspect="1"/>
+            </wp:cNvGraphicFramePr>
+            <a:graphic xmlns:a="http://schemas.openxmlformats.org/drawingml/2006/main">
+              <a:graphicData uri="http://schemas.openxmlformats.org/drawingml/2006/picture">
+                <pic:pic xmlns:pic="http://schemas.openxmlformats.org/drawingml/2006/picture">
+                  <pic:nvPicPr>
+                    <pic:cNvPr id="764494044" name=""/>
+                    <pic:cNvPicPr/>
+                  </pic:nvPicPr>
+                  <pic:blipFill>
+                    <a:blip r:embed="rId8"/>
+                    <a:stretch>
+                      <a:fillRect/>
+                    </a:stretch>
+                  </pic:blipFill>
+                  <pic:spPr>
+                    <a:xfrm>
+                      <a:off x="0" y="0"/>
+                      <a:ext cx="4178515" cy="1549480"/>
+                    </a:xfrm>
+                    <a:prstGeom prst="rect">
+                      <a:avLst/>
+                    </a:prstGeom>
+                  </pic:spPr>
+                </pic:pic>
+              </a:graphicData>
+            </a:graphic>
+          </wp:inline>
+        </w:drawing>
+      </w:r>
+    </w:p>
+    <w:p>
+      <w:pPr>
+        <w:rPr>
+          <w:b/>
+          <w:bCs/>
+          <w:color w:val="C00000"/>
+          <w:sz w:val="32"/>
+          <w:szCs w:val="32"/>
+        </w:rPr>
+      </w:pPr>
+      <w:r>
+        <w:tab/>
+      </w:r>
+      <w:r>
+        <w:tab/>
+        <w:t xml:space="preserve">          </w:t>
+      </w:r>
+      <w:r>
+        <w:rPr>
+          <w:b/>
+          <w:bCs/>
+          <w:color w:val="C00000"/>
+          <w:sz w:val="32"/>
+          <w:szCs w:val="32"/>
+        </w:rPr>
+        <w:t>OR</w:t>
+      </w:r>
+    </w:p>
+    <w:p>
+      <w:r>
+        <w:drawing>
+          <wp:inline distT="0" distB="0" distL="0" distR="0" wp14:anchorId="1350CDD4" wp14:editId="1DF4FA1C">
+            <wp:extent cx="4254719" cy="1320868"/>
+            <wp:effectExtent l="0" t="0" r="0" b="0"/>
+            <wp:docPr id="1520693565" name="Picture 1"/>
+            <wp:cNvGraphicFramePr>
+              <a:graphicFrameLocks xmlns:a="http://schemas.openxmlformats.org/drawingml/2006/main" noChangeAspect="1"/>
+            </wp:cNvGraphicFramePr>
+            <a:graphic xmlns:a="http://schemas.openxmlformats.org/drawingml/2006/main">
+              <a:graphicData uri="http://schemas.openxmlformats.org/drawingml/2006/picture">
+                <pic:pic xmlns:pic="http://schemas.openxmlformats.org/drawingml/2006/picture">
+                  <pic:nvPicPr>
+                    <pic:cNvPr id="1520693565" name=""/>
+                    <pic:cNvPicPr/>
+                  </pic:nvPicPr>
+                  <pic:blipFill>
+                    <a:blip r:embed="rId9"/>
+                    <a:stretch>
+                      <a:fillRect/>
+                    </a:stretch>
+                  </pic:blipFill>
+                  <pic:spPr>
+                    <a:xfrm>
+                      <a:off x="0" y="0"/>
+                      <a:ext cx="4254719" cy="1320868"/>
+                    </a:xfrm>
+                    <a:prstGeom prst="rect">
+                      <a:avLst/>
+                    </a:prstGeom>
+                  </pic:spPr>
+                </pic:pic>
+              </a:graphicData>
+            </a:graphic>
+          </wp:inline>
+        </w:drawing>
+      </w:r>
+    </w:p>
+    <w:p>
+      <w:pPr>
+        <w:pStyle w:val="Heading1"/>
+      </w:pPr>
+      <w:r>
+        <w:t>3</w:t>
+      </w:r>
+      <w:r>
+        <w:t>.</w:t>
+      </w:r>
+      <w:r>
+        <w:t xml:space="preserve"> F</w:t>
+      </w:r>
+      <w:r>
+        <w:t>ind the largest/maximum number from a given array of numbers.</w:t>
       </w:r>
     </w:p>
     <w:p>
@@ -106,13 +399,15 @@
           <w:bCs/>
           <w:i/>
           <w:iCs/>
+          <w:noProof/>
           <w:color w:val="2F5496" w:themeColor="accent1" w:themeShade="BF"/>
           <w:sz w:val="28"/>
           <w:szCs w:val="28"/>
           <w:u w:val="single"/>
         </w:rPr>
+        <w:lastRenderedPageBreak/>
         <w:drawing>
-          <wp:inline distT="0" distB="0" distL="0" distR="0" wp14:anchorId="429B50CB" wp14:editId="5B7761A6">
+          <wp:inline distT="0" distB="0" distL="0" distR="0" wp14:anchorId="00AC5597" wp14:editId="6E5C2F56">
             <wp:extent cx="3187864" cy="1873346"/>
             <wp:effectExtent l="0" t="0" r="0" b="0"/>
             <wp:docPr id="1270152607" name="Picture 1"/>
@@ -127,7 +422,7 @@
                     <pic:cNvPicPr/>
                   </pic:nvPicPr>
                   <pic:blipFill>
-                    <a:blip r:embed="rId6"/>
+                    <a:blip r:embed="rId10"/>
                     <a:stretch>
                       <a:fillRect/>
                     </a:stretch>
@@ -150,83 +445,25 @@
     </w:p>
     <w:p>
       <w:pPr>
-        <w:rPr>
-          <w:b/>
-          <w:bCs/>
-          <w:color w:val="7030A0"/>
-          <w:sz w:val="28"/>
-          <w:szCs w:val="28"/>
-        </w:rPr>
-      </w:pPr>
-      <w:r>
-        <w:rPr>
-          <w:b/>
-          <w:bCs/>
-          <w:color w:val="7030A0"/>
-          <w:sz w:val="28"/>
-          <w:szCs w:val="28"/>
-        </w:rPr>
-        <w:t>2</w:t>
-      </w:r>
-      <w:r>
-        <w:rPr>
-          <w:b/>
-          <w:bCs/>
-          <w:color w:val="7030A0"/>
-          <w:sz w:val="28"/>
-          <w:szCs w:val="28"/>
-        </w:rPr>
-        <w:t xml:space="preserve">.Write a JavaScript program to find the </w:t>
-      </w:r>
-      <w:r>
-        <w:rPr>
-          <w:b/>
-          <w:bCs/>
-          <w:color w:val="7030A0"/>
-          <w:sz w:val="28"/>
-          <w:szCs w:val="28"/>
-        </w:rPr>
-        <w:t xml:space="preserve">second </w:t>
-      </w:r>
-      <w:r>
-        <w:rPr>
-          <w:b/>
-          <w:bCs/>
-          <w:color w:val="7030A0"/>
-          <w:sz w:val="28"/>
-          <w:szCs w:val="28"/>
-        </w:rPr>
-        <w:t>largest/</w:t>
-      </w:r>
-      <w:r>
-        <w:rPr>
-          <w:b/>
-          <w:bCs/>
-          <w:color w:val="7030A0"/>
-          <w:sz w:val="28"/>
-          <w:szCs w:val="28"/>
-        </w:rPr>
-        <w:t xml:space="preserve">second </w:t>
-      </w:r>
-      <w:r>
-        <w:rPr>
-          <w:b/>
-          <w:bCs/>
-          <w:color w:val="7030A0"/>
-          <w:sz w:val="28"/>
-          <w:szCs w:val="28"/>
-        </w:rPr>
-        <w:t>maximum</w:t>
-      </w:r>
-      <w:r>
-        <w:rPr>
-          <w:b/>
-          <w:bCs/>
-          <w:color w:val="7030A0"/>
-          <w:sz w:val="28"/>
-          <w:szCs w:val="28"/>
-        </w:rPr>
-        <w:t xml:space="preserve"> number from a given array of numbers.</w:t>
+        <w:pStyle w:val="Heading1"/>
+      </w:pPr>
+      <w:r>
+        <w:t>4</w:t>
+      </w:r>
+      <w:r>
+        <w:t>.</w:t>
+      </w:r>
+      <w:r>
+        <w:t>Find</w:t>
+      </w:r>
+      <w:r>
+        <w:t xml:space="preserve"> the </w:t>
+      </w:r>
+      <w:r>
+        <w:t>second largest/second max</w:t>
+      </w:r>
+      <w:r>
+        <w:t xml:space="preserve"> number from array of numbers.</w:t>
       </w:r>
     </w:p>
     <w:p>
@@ -248,13 +485,14 @@
           <w:bCs/>
           <w:i/>
           <w:iCs/>
+          <w:noProof/>
           <w:color w:val="2F5496" w:themeColor="accent1" w:themeShade="BF"/>
           <w:sz w:val="28"/>
           <w:szCs w:val="28"/>
           <w:u w:val="single"/>
         </w:rPr>
         <w:drawing>
-          <wp:inline distT="0" distB="0" distL="0" distR="0" wp14:anchorId="778B0794" wp14:editId="55F7EDEC">
+          <wp:inline distT="0" distB="0" distL="0" distR="0" wp14:anchorId="6190D9E5" wp14:editId="0D0421E7">
             <wp:extent cx="5731510" cy="4232275"/>
             <wp:effectExtent l="0" t="0" r="2540" b="0"/>
             <wp:docPr id="1617488692" name="Picture 1"/>
@@ -269,7 +507,7 @@
                     <pic:cNvPicPr/>
                   </pic:nvPicPr>
                   <pic:blipFill>
-                    <a:blip r:embed="rId7"/>
+                    <a:blip r:embed="rId11"/>
                     <a:stretch>
                       <a:fillRect/>
                     </a:stretch>
@@ -289,6 +527,307 @@
           </wp:inline>
         </w:drawing>
       </w:r>
+    </w:p>
+    <w:p>
+      <w:pPr>
+        <w:pStyle w:val="Heading1"/>
+      </w:pPr>
+      <w:r>
+        <w:t>5</w:t>
+      </w:r>
+      <w:r>
+        <w:t>.</w:t>
+      </w:r>
+      <w:r>
+        <w:rPr>
+          <w:rFonts w:asciiTheme="minorHAnsi" w:eastAsiaTheme="minorHAnsi" w:hAnsiTheme="minorHAnsi" w:cstheme="minorBidi"/>
+          <w:color w:val="auto"/>
+          <w:sz w:val="22"/>
+          <w:szCs w:val="22"/>
+        </w:rPr>
+        <w:t xml:space="preserve"> </w:t>
+      </w:r>
+      <w:r>
+        <w:t>Find the first number greater than 50</w:t>
+      </w:r>
+    </w:p>
+    <w:p>
+      <w:r>
+        <w:t>Using find method we can achieve.</w:t>
+      </w:r>
+    </w:p>
+    <w:p>
+      <w:r>
+        <w:drawing>
+          <wp:inline distT="0" distB="0" distL="0" distR="0" wp14:anchorId="0C885048" wp14:editId="647C9041">
+            <wp:extent cx="5277121" cy="1263715"/>
+            <wp:effectExtent l="0" t="0" r="0" b="0"/>
+            <wp:docPr id="1238292254" name="Picture 1"/>
+            <wp:cNvGraphicFramePr>
+              <a:graphicFrameLocks xmlns:a="http://schemas.openxmlformats.org/drawingml/2006/main" noChangeAspect="1"/>
+            </wp:cNvGraphicFramePr>
+            <a:graphic xmlns:a="http://schemas.openxmlformats.org/drawingml/2006/main">
+              <a:graphicData uri="http://schemas.openxmlformats.org/drawingml/2006/picture">
+                <pic:pic xmlns:pic="http://schemas.openxmlformats.org/drawingml/2006/picture">
+                  <pic:nvPicPr>
+                    <pic:cNvPr id="1238292254" name=""/>
+                    <pic:cNvPicPr/>
+                  </pic:nvPicPr>
+                  <pic:blipFill>
+                    <a:blip r:embed="rId12"/>
+                    <a:stretch>
+                      <a:fillRect/>
+                    </a:stretch>
+                  </pic:blipFill>
+                  <pic:spPr>
+                    <a:xfrm>
+                      <a:off x="0" y="0"/>
+                      <a:ext cx="5277121" cy="1263715"/>
+                    </a:xfrm>
+                    <a:prstGeom prst="rect">
+                      <a:avLst/>
+                    </a:prstGeom>
+                  </pic:spPr>
+                </pic:pic>
+              </a:graphicData>
+            </a:graphic>
+          </wp:inline>
+        </w:drawing>
+      </w:r>
+    </w:p>
+    <w:p/>
+    <w:p>
+      <w:pPr>
+        <w:pStyle w:val="Heading1"/>
+      </w:pPr>
+      <w:r>
+        <w:t>6</w:t>
+      </w:r>
+      <w:r>
+        <w:t>.</w:t>
+      </w:r>
+      <w:r>
+        <w:rPr>
+          <w:rFonts w:asciiTheme="minorHAnsi" w:eastAsiaTheme="minorHAnsi" w:hAnsiTheme="minorHAnsi" w:cstheme="minorBidi"/>
+          <w:color w:val="auto"/>
+          <w:sz w:val="22"/>
+          <w:szCs w:val="22"/>
+        </w:rPr>
+        <w:t xml:space="preserve"> </w:t>
+      </w:r>
+      <w:r>
+        <w:t>Sum all numbers in the array</w:t>
+      </w:r>
+    </w:p>
+    <w:p>
+      <w:proofErr w:type="spellStart"/>
+      <w:r>
+        <w:t>array.reduce</w:t>
+      </w:r>
+      <w:proofErr w:type="spellEnd"/>
+      <w:r>
+        <w:t xml:space="preserve">((accumulator, </w:t>
+      </w:r>
+      <w:proofErr w:type="spellStart"/>
+      <w:r>
+        <w:t>currentValue</w:t>
+      </w:r>
+      <w:proofErr w:type="spellEnd"/>
+      <w:r>
+        <w:t xml:space="preserve">) =&gt; { ... }, </w:t>
+      </w:r>
+      <w:proofErr w:type="spellStart"/>
+      <w:r>
+        <w:t>initialValue</w:t>
+      </w:r>
+      <w:proofErr w:type="spellEnd"/>
+      <w:r>
+        <w:t>);</w:t>
+      </w:r>
+    </w:p>
+    <w:p>
+      <w:r>
+        <w:drawing>
+          <wp:inline distT="0" distB="0" distL="0" distR="0" wp14:anchorId="2610729D" wp14:editId="6009C388">
+            <wp:extent cx="4610337" cy="1225613"/>
+            <wp:effectExtent l="0" t="0" r="0" b="0"/>
+            <wp:docPr id="1390943925" name="Picture 1"/>
+            <wp:cNvGraphicFramePr>
+              <a:graphicFrameLocks xmlns:a="http://schemas.openxmlformats.org/drawingml/2006/main" noChangeAspect="1"/>
+            </wp:cNvGraphicFramePr>
+            <a:graphic xmlns:a="http://schemas.openxmlformats.org/drawingml/2006/main">
+              <a:graphicData uri="http://schemas.openxmlformats.org/drawingml/2006/picture">
+                <pic:pic xmlns:pic="http://schemas.openxmlformats.org/drawingml/2006/picture">
+                  <pic:nvPicPr>
+                    <pic:cNvPr id="1390943925" name=""/>
+                    <pic:cNvPicPr/>
+                  </pic:nvPicPr>
+                  <pic:blipFill>
+                    <a:blip r:embed="rId13"/>
+                    <a:stretch>
+                      <a:fillRect/>
+                    </a:stretch>
+                  </pic:blipFill>
+                  <pic:spPr>
+                    <a:xfrm>
+                      <a:off x="0" y="0"/>
+                      <a:ext cx="4610337" cy="1225613"/>
+                    </a:xfrm>
+                    <a:prstGeom prst="rect">
+                      <a:avLst/>
+                    </a:prstGeom>
+                  </pic:spPr>
+                </pic:pic>
+              </a:graphicData>
+            </a:graphic>
+          </wp:inline>
+        </w:drawing>
+      </w:r>
+    </w:p>
+    <w:p/>
+    <w:p>
+      <w:pPr>
+        <w:pStyle w:val="Heading1"/>
+      </w:pPr>
+      <w:r>
+        <w:t>7</w:t>
+      </w:r>
+      <w:r>
+        <w:t>.</w:t>
+      </w:r>
+      <w:r>
+        <w:rPr>
+          <w:rFonts w:asciiTheme="minorHAnsi" w:eastAsiaTheme="minorHAnsi" w:hAnsiTheme="minorHAnsi" w:cstheme="minorBidi"/>
+          <w:color w:val="auto"/>
+          <w:sz w:val="22"/>
+          <w:szCs w:val="22"/>
+        </w:rPr>
+        <w:t xml:space="preserve"> </w:t>
+      </w:r>
+      <w:r>
+        <w:t>Remove duplicates from an array</w:t>
+      </w:r>
+    </w:p>
+    <w:p/>
+    <w:p>
+      <w:pPr>
+        <w:pStyle w:val="Heading1"/>
+      </w:pPr>
+      <w:r>
+        <w:t>8</w:t>
+      </w:r>
+      <w:r>
+        <w:t>.</w:t>
+      </w:r>
+      <w:r>
+        <w:rPr>
+          <w:rFonts w:asciiTheme="minorHAnsi" w:eastAsiaTheme="minorHAnsi" w:hAnsiTheme="minorHAnsi" w:cstheme="minorBidi"/>
+          <w:color w:val="auto"/>
+          <w:sz w:val="22"/>
+          <w:szCs w:val="22"/>
+        </w:rPr>
+        <w:t xml:space="preserve"> </w:t>
+      </w:r>
+      <w:r>
+        <w:t>Flatten a nested array</w:t>
+      </w:r>
+    </w:p>
+    <w:p/>
+    <w:p>
+      <w:pPr>
+        <w:pStyle w:val="Heading1"/>
+      </w:pPr>
+      <w:r>
+        <w:t>9</w:t>
+      </w:r>
+      <w:r>
+        <w:t>.</w:t>
+      </w:r>
+      <w:r>
+        <w:rPr>
+          <w:rFonts w:asciiTheme="minorHAnsi" w:eastAsiaTheme="minorHAnsi" w:hAnsiTheme="minorHAnsi" w:cstheme="minorBidi"/>
+          <w:color w:val="auto"/>
+          <w:sz w:val="22"/>
+          <w:szCs w:val="22"/>
+        </w:rPr>
+        <w:t xml:space="preserve"> </w:t>
+      </w:r>
+      <w:r>
+        <w:t>Convert an array to a comma-separated string</w:t>
+      </w:r>
+    </w:p>
+    <w:p>
+      <w:pPr>
+        <w:pStyle w:val="Heading1"/>
+      </w:pPr>
+      <w:r>
+        <w:t>10</w:t>
+      </w:r>
+      <w:r>
+        <w:t>.</w:t>
+      </w:r>
+      <w:r>
+        <w:rPr>
+          <w:rFonts w:asciiTheme="minorHAnsi" w:eastAsiaTheme="minorHAnsi" w:hAnsiTheme="minorHAnsi" w:cstheme="minorBidi"/>
+          <w:color w:val="auto"/>
+          <w:sz w:val="22"/>
+          <w:szCs w:val="22"/>
+        </w:rPr>
+        <w:t xml:space="preserve"> </w:t>
+      </w:r>
+      <w:r>
+        <w:t>Sort numbers in descending order</w:t>
+      </w:r>
+    </w:p>
+    <w:p/>
+    <w:p>
+      <w:r>
+        <w:br w:type="page"/>
+      </w:r>
+    </w:p>
+    <w:p>
+      <w:pPr>
+        <w:pStyle w:val="Heading1"/>
+      </w:pPr>
+      <w:r>
+        <w:lastRenderedPageBreak/>
+        <w:t>8</w:t>
+      </w:r>
+      <w:r>
+        <w:t>.</w:t>
+      </w:r>
+      <w:r>
+        <w:rPr>
+          <w:rFonts w:asciiTheme="minorHAnsi" w:eastAsiaTheme="minorHAnsi" w:hAnsiTheme="minorHAnsi" w:cstheme="minorBidi"/>
+          <w:color w:val="auto"/>
+          <w:sz w:val="22"/>
+          <w:szCs w:val="22"/>
+        </w:rPr>
+        <w:t xml:space="preserve"> </w:t>
+      </w:r>
+      <w:r>
+        <w:t>Double the values in an array</w:t>
+      </w:r>
+    </w:p>
+    <w:p>
+      <w:r>
+        <w:br w:type="page"/>
+      </w:r>
+    </w:p>
+    <w:p/>
+    <w:p>
+      <w:pPr>
+        <w:rPr>
+          <w:b/>
+          <w:bCs/>
+          <w:i/>
+          <w:iCs/>
+          <w:color w:val="2F5496" w:themeColor="accent1" w:themeShade="BF"/>
+          <w:sz w:val="28"/>
+          <w:szCs w:val="28"/>
+          <w:u w:val="single"/>
+        </w:rPr>
+      </w:pPr>
     </w:p>
     <w:sectPr>
       <w:pgSz w:w="11906" w:h="16838"/>
@@ -5580,6 +6119,27 @@
     <w:qFormat/>
     <w:rsid w:val="00724A95"/>
   </w:style>
+  <w:style w:type="paragraph" w:styleId="Heading1">
+    <w:name w:val="heading 1"/>
+    <w:basedOn w:val="Normal"/>
+    <w:next w:val="Normal"/>
+    <w:link w:val="Heading1Char"/>
+    <w:uiPriority w:val="9"/>
+    <w:qFormat/>
+    <w:rsid w:val="007063A4"/>
+    <w:pPr>
+      <w:keepNext/>
+      <w:keepLines/>
+      <w:spacing w:before="240" w:after="0"/>
+      <w:outlineLvl w:val="0"/>
+    </w:pPr>
+    <w:rPr>
+      <w:rFonts w:asciiTheme="majorHAnsi" w:eastAsiaTheme="majorEastAsia" w:hAnsiTheme="majorHAnsi" w:cstheme="majorBidi"/>
+      <w:color w:val="2F5496" w:themeColor="accent1" w:themeShade="BF"/>
+      <w:sz w:val="32"/>
+      <w:szCs w:val="32"/>
+    </w:rPr>
+  </w:style>
   <w:style w:type="paragraph" w:styleId="Heading2">
     <w:name w:val="heading 2"/>
     <w:basedOn w:val="Normal"/>
@@ -5628,7 +6188,6 @@
   <w:style w:type="character" w:default="1" w:styleId="DefaultParagraphFont">
     <w:name w:val="Default Paragraph Font"/>
     <w:uiPriority w:val="1"/>
-    <w:semiHidden/>
     <w:unhideWhenUsed/>
   </w:style>
   <w:style w:type="table" w:default="1" w:styleId="TableNormal">
@@ -5742,6 +6301,19 @@
         <w:insideV w:val="single" w:sz="4" w:space="0" w:color="auto"/>
       </w:tblBorders>
     </w:tblPr>
+  </w:style>
+  <w:style w:type="character" w:customStyle="1" w:styleId="Heading1Char">
+    <w:name w:val="Heading 1 Char"/>
+    <w:basedOn w:val="DefaultParagraphFont"/>
+    <w:link w:val="Heading1"/>
+    <w:uiPriority w:val="9"/>
+    <w:rsid w:val="007063A4"/>
+    <w:rPr>
+      <w:rFonts w:asciiTheme="majorHAnsi" w:eastAsiaTheme="majorEastAsia" w:hAnsiTheme="majorHAnsi" w:cstheme="majorBidi"/>
+      <w:color w:val="2F5496" w:themeColor="accent1" w:themeShade="BF"/>
+      <w:sz w:val="32"/>
+      <w:szCs w:val="32"/>
+    </w:rPr>
   </w:style>
 </w:styles>
 </file>

--- a/Coding Practise with Prereq.docx
+++ b/Coding Practise with Prereq.docx
@@ -42,11 +42,14 @@
     </w:p>
     <w:p>
       <w:r>
+        <w:rPr>
+          <w:noProof/>
+        </w:rPr>
         <w:drawing>
-          <wp:inline distT="0" distB="0" distL="0" distR="0" wp14:anchorId="7C5C8F4A" wp14:editId="05F1F808">
-            <wp:extent cx="4235668" cy="1358970"/>
+          <wp:inline distT="0" distB="0" distL="0" distR="0" wp14:anchorId="2A28C04C" wp14:editId="7865E2C5">
+            <wp:extent cx="4324572" cy="1339919"/>
             <wp:effectExtent l="0" t="0" r="0" b="0"/>
-            <wp:docPr id="2071309122" name="Picture 1"/>
+            <wp:docPr id="1755462946" name="Picture 1"/>
             <wp:cNvGraphicFramePr>
               <a:graphicFrameLocks xmlns:a="http://schemas.openxmlformats.org/drawingml/2006/main" noChangeAspect="1"/>
             </wp:cNvGraphicFramePr>
@@ -54,7 +57,7 @@
               <a:graphicData uri="http://schemas.openxmlformats.org/drawingml/2006/picture">
                 <pic:pic xmlns:pic="http://schemas.openxmlformats.org/drawingml/2006/picture">
                   <pic:nvPicPr>
-                    <pic:cNvPr id="2071309122" name=""/>
+                    <pic:cNvPr id="1755462946" name=""/>
                     <pic:cNvPicPr/>
                   </pic:nvPicPr>
                   <pic:blipFill>
@@ -66,7 +69,7 @@
                   <pic:spPr>
                     <a:xfrm>
                       <a:off x="0" y="0"/>
-                      <a:ext cx="4235668" cy="1358970"/>
+                      <a:ext cx="4324572" cy="1339919"/>
                     </a:xfrm>
                     <a:prstGeom prst="rect">
                       <a:avLst/>
@@ -125,14 +128,15 @@
         <w:rPr>
           <w:b/>
           <w:bCs/>
+          <w:noProof/>
           <w:sz w:val="32"/>
           <w:szCs w:val="32"/>
         </w:rPr>
         <w:drawing>
-          <wp:inline distT="0" distB="0" distL="0" distR="0" wp14:anchorId="66C1E9DF" wp14:editId="3835ED39">
-            <wp:extent cx="3721291" cy="1104957"/>
+          <wp:inline distT="0" distB="0" distL="0" distR="0" wp14:anchorId="4F241E95" wp14:editId="37B61A56">
+            <wp:extent cx="4800847" cy="952549"/>
             <wp:effectExtent l="0" t="0" r="0" b="0"/>
-            <wp:docPr id="809440719" name="Picture 1"/>
+            <wp:docPr id="1527434973" name="Picture 1"/>
             <wp:cNvGraphicFramePr>
               <a:graphicFrameLocks xmlns:a="http://schemas.openxmlformats.org/drawingml/2006/main" noChangeAspect="1"/>
             </wp:cNvGraphicFramePr>
@@ -140,7 +144,7 @@
               <a:graphicData uri="http://schemas.openxmlformats.org/drawingml/2006/picture">
                 <pic:pic xmlns:pic="http://schemas.openxmlformats.org/drawingml/2006/picture">
                   <pic:nvPicPr>
-                    <pic:cNvPr id="809440719" name=""/>
+                    <pic:cNvPr id="1527434973" name=""/>
                     <pic:cNvPicPr/>
                   </pic:nvPicPr>
                   <pic:blipFill>
@@ -152,7 +156,7 @@
                   <pic:spPr>
                     <a:xfrm>
                       <a:off x="0" y="0"/>
-                      <a:ext cx="3721291" cy="1104957"/>
+                      <a:ext cx="4800847" cy="952549"/>
                     </a:xfrm>
                     <a:prstGeom prst="rect">
                       <a:avLst/>
@@ -170,7 +174,72 @@
         <w:pStyle w:val="Heading1"/>
       </w:pPr>
       <w:r>
-        <w:t>2</w:t>
+        <w:t xml:space="preserve">2. </w:t>
+      </w:r>
+      <w:r>
+        <w:t>SPLICE and SLICE</w:t>
+      </w:r>
+    </w:p>
+    <w:p>
+      <w:pPr>
+        <w:rPr>
+          <w:b/>
+          <w:bCs/>
+          <w:sz w:val="32"/>
+          <w:szCs w:val="32"/>
+        </w:rPr>
+      </w:pPr>
+      <w:r>
+        <w:rPr>
+          <w:b/>
+          <w:bCs/>
+          <w:noProof/>
+          <w:sz w:val="32"/>
+          <w:szCs w:val="32"/>
+        </w:rPr>
+        <w:drawing>
+          <wp:inline distT="0" distB="0" distL="0" distR="0" wp14:anchorId="1F53E9EB" wp14:editId="58A617AB">
+            <wp:extent cx="5731510" cy="2734945"/>
+            <wp:effectExtent l="0" t="0" r="2540" b="8255"/>
+            <wp:docPr id="1911442456" name="Picture 1"/>
+            <wp:cNvGraphicFramePr>
+              <a:graphicFrameLocks xmlns:a="http://schemas.openxmlformats.org/drawingml/2006/main" noChangeAspect="1"/>
+            </wp:cNvGraphicFramePr>
+            <a:graphic xmlns:a="http://schemas.openxmlformats.org/drawingml/2006/main">
+              <a:graphicData uri="http://schemas.openxmlformats.org/drawingml/2006/picture">
+                <pic:pic xmlns:pic="http://schemas.openxmlformats.org/drawingml/2006/picture">
+                  <pic:nvPicPr>
+                    <pic:cNvPr id="1911442456" name=""/>
+                    <pic:cNvPicPr/>
+                  </pic:nvPicPr>
+                  <pic:blipFill>
+                    <a:blip r:embed="rId8"/>
+                    <a:stretch>
+                      <a:fillRect/>
+                    </a:stretch>
+                  </pic:blipFill>
+                  <pic:spPr>
+                    <a:xfrm>
+                      <a:off x="0" y="0"/>
+                      <a:ext cx="5731510" cy="2734945"/>
+                    </a:xfrm>
+                    <a:prstGeom prst="rect">
+                      <a:avLst/>
+                    </a:prstGeom>
+                  </pic:spPr>
+                </pic:pic>
+              </a:graphicData>
+            </a:graphic>
+          </wp:inline>
+        </w:drawing>
+      </w:r>
+    </w:p>
+    <w:p>
+      <w:pPr>
+        <w:pStyle w:val="Heading1"/>
+      </w:pPr>
+      <w:r>
+        <w:t>3</w:t>
       </w:r>
       <w:r>
         <w:t>.</w:t>
@@ -215,6 +284,10 @@
     </w:p>
     <w:p>
       <w:r>
+        <w:rPr>
+          <w:noProof/>
+        </w:rPr>
+        <w:lastRenderedPageBreak/>
         <w:drawing>
           <wp:inline distT="0" distB="0" distL="0" distR="0" wp14:anchorId="76E5052F" wp14:editId="4B04D994">
             <wp:extent cx="4178515" cy="1549480"/>
@@ -231,7 +304,7 @@
                     <pic:cNvPicPr/>
                   </pic:nvPicPr>
                   <pic:blipFill>
-                    <a:blip r:embed="rId8"/>
+                    <a:blip r:embed="rId9"/>
                     <a:stretch>
                       <a:fillRect/>
                     </a:stretch>
@@ -282,6 +355,9 @@
     </w:p>
     <w:p>
       <w:r>
+        <w:rPr>
+          <w:noProof/>
+        </w:rPr>
         <w:drawing>
           <wp:inline distT="0" distB="0" distL="0" distR="0" wp14:anchorId="1350CDD4" wp14:editId="1DF4FA1C">
             <wp:extent cx="4254719" cy="1320868"/>
@@ -298,7 +374,7 @@
                     <pic:cNvPicPr/>
                   </pic:nvPicPr>
                   <pic:blipFill>
-                    <a:blip r:embed="rId9"/>
+                    <a:blip r:embed="rId10"/>
                     <a:stretch>
                       <a:fillRect/>
                     </a:stretch>
@@ -324,7 +400,7 @@
         <w:pStyle w:val="Heading1"/>
       </w:pPr>
       <w:r>
-        <w:t>3</w:t>
+        <w:t>4</w:t>
       </w:r>
       <w:r>
         <w:t>.</w:t>
@@ -350,7 +426,6 @@
           <w:u w:val="single"/>
         </w:rPr>
       </w:pPr>
-      <w:proofErr w:type="spellStart"/>
       <w:r>
         <w:rPr>
           <w:b/>
@@ -362,21 +437,7 @@
           <w:szCs w:val="28"/>
           <w:u w:val="single"/>
         </w:rPr>
-        <w:t>arr</w:t>
-      </w:r>
-      <w:proofErr w:type="spellEnd"/>
-      <w:r>
-        <w:rPr>
-          <w:b/>
-          <w:bCs/>
-          <w:i/>
-          <w:iCs/>
-          <w:color w:val="2F5496" w:themeColor="accent1" w:themeShade="BF"/>
-          <w:sz w:val="28"/>
-          <w:szCs w:val="28"/>
-          <w:u w:val="single"/>
-        </w:rPr>
-        <w:t xml:space="preserve"> = [5,2,9,33,55,11,6,88];</w:t>
+        <w:t>arr = [5,2,9,33,55,11,6,88];</w:t>
       </w:r>
     </w:p>
     <w:p>
@@ -405,7 +466,6 @@
           <w:szCs w:val="28"/>
           <w:u w:val="single"/>
         </w:rPr>
-        <w:lastRenderedPageBreak/>
         <w:drawing>
           <wp:inline distT="0" distB="0" distL="0" distR="0" wp14:anchorId="00AC5597" wp14:editId="6E5C2F56">
             <wp:extent cx="3187864" cy="1873346"/>
@@ -422,7 +482,7 @@
                     <pic:cNvPicPr/>
                   </pic:nvPicPr>
                   <pic:blipFill>
-                    <a:blip r:embed="rId10"/>
+                    <a:blip r:embed="rId11"/>
                     <a:stretch>
                       <a:fillRect/>
                     </a:stretch>
@@ -448,7 +508,8 @@
         <w:pStyle w:val="Heading1"/>
       </w:pPr>
       <w:r>
-        <w:t>4</w:t>
+        <w:lastRenderedPageBreak/>
+        <w:t>5</w:t>
       </w:r>
       <w:r>
         <w:t>.</w:t>
@@ -507,7 +568,7 @@
                     <pic:cNvPicPr/>
                   </pic:nvPicPr>
                   <pic:blipFill>
-                    <a:blip r:embed="rId11"/>
+                    <a:blip r:embed="rId12"/>
                     <a:stretch>
                       <a:fillRect/>
                     </a:stretch>
@@ -533,7 +594,7 @@
         <w:pStyle w:val="Heading1"/>
       </w:pPr>
       <w:r>
-        <w:t>5</w:t>
+        <w:t>6</w:t>
       </w:r>
       <w:r>
         <w:t>.</w:t>
@@ -558,6 +619,9 @@
     </w:p>
     <w:p>
       <w:r>
+        <w:rPr>
+          <w:noProof/>
+        </w:rPr>
         <w:drawing>
           <wp:inline distT="0" distB="0" distL="0" distR="0" wp14:anchorId="0C885048" wp14:editId="647C9041">
             <wp:extent cx="5277121" cy="1263715"/>
@@ -574,7 +638,7 @@
                     <pic:cNvPicPr/>
                   </pic:nvPicPr>
                   <pic:blipFill>
-                    <a:blip r:embed="rId12"/>
+                    <a:blip r:embed="rId13"/>
                     <a:stretch>
                       <a:fillRect/>
                     </a:stretch>
@@ -601,7 +665,7 @@
         <w:pStyle w:val="Heading1"/>
       </w:pPr>
       <w:r>
-        <w:t>6</w:t>
+        <w:t>7</w:t>
       </w:r>
       <w:r>
         <w:t>.</w:t>
@@ -620,38 +684,18 @@
       </w:r>
     </w:p>
     <w:p>
-      <w:proofErr w:type="spellStart"/>
-      <w:r>
-        <w:t>array.reduce</w:t>
-      </w:r>
-      <w:proofErr w:type="spellEnd"/>
-      <w:r>
-        <w:t xml:space="preserve">((accumulator, </w:t>
-      </w:r>
-      <w:proofErr w:type="spellStart"/>
-      <w:r>
-        <w:t>currentValue</w:t>
-      </w:r>
-      <w:proofErr w:type="spellEnd"/>
-      <w:r>
-        <w:t xml:space="preserve">) =&gt; { ... }, </w:t>
-      </w:r>
-      <w:proofErr w:type="spellStart"/>
-      <w:r>
-        <w:t>initialValue</w:t>
-      </w:r>
-      <w:proofErr w:type="spellEnd"/>
-      <w:r>
-        <w:t>);</w:t>
+      <w:r>
+        <w:t>array.reduce((accumulator, currentValue) =&gt; { ... }, initialValue);</w:t>
       </w:r>
     </w:p>
     <w:p>
       <w:r>
+        <w:lastRenderedPageBreak/>
         <w:drawing>
-          <wp:inline distT="0" distB="0" distL="0" distR="0" wp14:anchorId="2610729D" wp14:editId="6009C388">
-            <wp:extent cx="4610337" cy="1225613"/>
-            <wp:effectExtent l="0" t="0" r="0" b="0"/>
-            <wp:docPr id="1390943925" name="Picture 1"/>
+          <wp:inline distT="0" distB="0" distL="0" distR="0" wp14:anchorId="17910FE1" wp14:editId="2BAD6173">
+            <wp:extent cx="5731510" cy="2552700"/>
+            <wp:effectExtent l="0" t="0" r="2540" b="0"/>
+            <wp:docPr id="1035115191" name="Picture 1"/>
             <wp:cNvGraphicFramePr>
               <a:graphicFrameLocks xmlns:a="http://schemas.openxmlformats.org/drawingml/2006/main" noChangeAspect="1"/>
             </wp:cNvGraphicFramePr>
@@ -659,11 +703,11 @@
               <a:graphicData uri="http://schemas.openxmlformats.org/drawingml/2006/picture">
                 <pic:pic xmlns:pic="http://schemas.openxmlformats.org/drawingml/2006/picture">
                   <pic:nvPicPr>
-                    <pic:cNvPr id="1390943925" name=""/>
+                    <pic:cNvPr id="1035115191" name=""/>
                     <pic:cNvPicPr/>
                   </pic:nvPicPr>
                   <pic:blipFill>
-                    <a:blip r:embed="rId13"/>
+                    <a:blip r:embed="rId14"/>
                     <a:stretch>
                       <a:fillRect/>
                     </a:stretch>
@@ -671,7 +715,7 @@
                   <pic:spPr>
                     <a:xfrm>
                       <a:off x="0" y="0"/>
-                      <a:ext cx="4610337" cy="1225613"/>
+                      <a:ext cx="5731510" cy="2552700"/>
                     </a:xfrm>
                     <a:prstGeom prst="rect">
                       <a:avLst/>
@@ -684,13 +728,71 @@
         </w:drawing>
       </w:r>
     </w:p>
-    <w:p/>
     <w:p>
       <w:pPr>
         <w:pStyle w:val="Heading1"/>
       </w:pPr>
       <w:r>
-        <w:t>7</w:t>
+        <w:t>8</w:t>
+      </w:r>
+      <w:r>
+        <w:t>.</w:t>
+      </w:r>
+      <w:r>
+        <w:t xml:space="preserve"> </w:t>
+      </w:r>
+      <w:r>
+        <w:t>Remove duplicates from an array</w:t>
+      </w:r>
+    </w:p>
+    <w:p>
+      <w:r>
+        <w:rPr>
+          <w:noProof/>
+        </w:rPr>
+        <w:drawing>
+          <wp:inline distT="0" distB="0" distL="0" distR="0" wp14:anchorId="4EF7F5D0" wp14:editId="199E1D7B">
+            <wp:extent cx="4210266" cy="2140060"/>
+            <wp:effectExtent l="0" t="0" r="0" b="0"/>
+            <wp:docPr id="1893094506" name="Picture 1"/>
+            <wp:cNvGraphicFramePr>
+              <a:graphicFrameLocks xmlns:a="http://schemas.openxmlformats.org/drawingml/2006/main" noChangeAspect="1"/>
+            </wp:cNvGraphicFramePr>
+            <a:graphic xmlns:a="http://schemas.openxmlformats.org/drawingml/2006/main">
+              <a:graphicData uri="http://schemas.openxmlformats.org/drawingml/2006/picture">
+                <pic:pic xmlns:pic="http://schemas.openxmlformats.org/drawingml/2006/picture">
+                  <pic:nvPicPr>
+                    <pic:cNvPr id="1893094506" name=""/>
+                    <pic:cNvPicPr/>
+                  </pic:nvPicPr>
+                  <pic:blipFill>
+                    <a:blip r:embed="rId15"/>
+                    <a:stretch>
+                      <a:fillRect/>
+                    </a:stretch>
+                  </pic:blipFill>
+                  <pic:spPr>
+                    <a:xfrm>
+                      <a:off x="0" y="0"/>
+                      <a:ext cx="4210266" cy="2140060"/>
+                    </a:xfrm>
+                    <a:prstGeom prst="rect">
+                      <a:avLst/>
+                    </a:prstGeom>
+                  </pic:spPr>
+                </pic:pic>
+              </a:graphicData>
+            </a:graphic>
+          </wp:inline>
+        </w:drawing>
+      </w:r>
+    </w:p>
+    <w:p>
+      <w:pPr>
+        <w:pStyle w:val="Heading1"/>
+      </w:pPr>
+      <w:r>
+        <w:t>9</w:t>
       </w:r>
       <w:r>
         <w:t>.</w:t>
@@ -705,16 +807,58 @@
         <w:t xml:space="preserve"> </w:t>
       </w:r>
       <w:r>
-        <w:t>Remove duplicates from an array</w:t>
+        <w:t>Flatten a nested array</w:t>
+      </w:r>
+      <w:r>
+        <w:tab/>
       </w:r>
     </w:p>
-    <w:p/>
     <w:p>
+      <w:r>
+        <w:drawing>
+          <wp:inline distT="0" distB="0" distL="0" distR="0" wp14:anchorId="5BD59BFE" wp14:editId="38A3044D">
+            <wp:extent cx="5731510" cy="995680"/>
+            <wp:effectExtent l="0" t="0" r="2540" b="0"/>
+            <wp:docPr id="921563963" name="Picture 1"/>
+            <wp:cNvGraphicFramePr>
+              <a:graphicFrameLocks xmlns:a="http://schemas.openxmlformats.org/drawingml/2006/main" noChangeAspect="1"/>
+            </wp:cNvGraphicFramePr>
+            <a:graphic xmlns:a="http://schemas.openxmlformats.org/drawingml/2006/main">
+              <a:graphicData uri="http://schemas.openxmlformats.org/drawingml/2006/picture">
+                <pic:pic xmlns:pic="http://schemas.openxmlformats.org/drawingml/2006/picture">
+                  <pic:nvPicPr>
+                    <pic:cNvPr id="921563963" name=""/>
+                    <pic:cNvPicPr/>
+                  </pic:nvPicPr>
+                  <pic:blipFill>
+                    <a:blip r:embed="rId16"/>
+                    <a:stretch>
+                      <a:fillRect/>
+                    </a:stretch>
+                  </pic:blipFill>
+                  <pic:spPr>
+                    <a:xfrm>
+                      <a:off x="0" y="0"/>
+                      <a:ext cx="5731510" cy="995680"/>
+                    </a:xfrm>
+                    <a:prstGeom prst="rect">
+                      <a:avLst/>
+                    </a:prstGeom>
+                  </pic:spPr>
+                </pic:pic>
+              </a:graphicData>
+            </a:graphic>
+          </wp:inline>
+        </w:drawing>
+      </w:r>
+    </w:p>
+    <w:p>
       <w:pPr>
         <w:pStyle w:val="Heading1"/>
       </w:pPr>
       <w:r>
-        <w:t>8</w:t>
+        <w:lastRenderedPageBreak/>
+        <w:t>10</w:t>
       </w:r>
       <w:r>
         <w:t>.</w:t>
@@ -729,16 +873,60 @@
         <w:t xml:space="preserve"> </w:t>
       </w:r>
       <w:r>
-        <w:t>Flatten a nested array</w:t>
+        <w:t>Convert an array to a comma-separated string</w:t>
       </w:r>
     </w:p>
-    <w:p/>
     <w:p>
+      <w:r>
+        <w:rPr>
+          <w:noProof/>
+        </w:rPr>
+        <w:drawing>
+          <wp:inline distT="0" distB="0" distL="0" distR="0" wp14:anchorId="5943FACA" wp14:editId="2C29CD40">
+            <wp:extent cx="5731510" cy="2057400"/>
+            <wp:effectExtent l="0" t="0" r="2540" b="0"/>
+            <wp:docPr id="1296962880" name="Picture 1"/>
+            <wp:cNvGraphicFramePr>
+              <a:graphicFrameLocks xmlns:a="http://schemas.openxmlformats.org/drawingml/2006/main" noChangeAspect="1"/>
+            </wp:cNvGraphicFramePr>
+            <a:graphic xmlns:a="http://schemas.openxmlformats.org/drawingml/2006/main">
+              <a:graphicData uri="http://schemas.openxmlformats.org/drawingml/2006/picture">
+                <pic:pic xmlns:pic="http://schemas.openxmlformats.org/drawingml/2006/picture">
+                  <pic:nvPicPr>
+                    <pic:cNvPr id="1296962880" name=""/>
+                    <pic:cNvPicPr/>
+                  </pic:nvPicPr>
+                  <pic:blipFill>
+                    <a:blip r:embed="rId17"/>
+                    <a:stretch>
+                      <a:fillRect/>
+                    </a:stretch>
+                  </pic:blipFill>
+                  <pic:spPr>
+                    <a:xfrm>
+                      <a:off x="0" y="0"/>
+                      <a:ext cx="5731510" cy="2057400"/>
+                    </a:xfrm>
+                    <a:prstGeom prst="rect">
+                      <a:avLst/>
+                    </a:prstGeom>
+                  </pic:spPr>
+                </pic:pic>
+              </a:graphicData>
+            </a:graphic>
+          </wp:inline>
+        </w:drawing>
+      </w:r>
+    </w:p>
+    <w:p>
       <w:pPr>
         <w:pStyle w:val="Heading1"/>
       </w:pPr>
       <w:r>
-        <w:t>9</w:t>
+        <w:t>1</w:t>
+      </w:r>
+      <w:r>
+        <w:t>1</w:t>
       </w:r>
       <w:r>
         <w:t>.</w:t>
@@ -753,36 +941,55 @@
         <w:t xml:space="preserve"> </w:t>
       </w:r>
       <w:r>
-        <w:t>Convert an array to a comma-separated string</w:t>
+        <w:t xml:space="preserve">Sort numbers in </w:t>
+      </w:r>
+      <w:r>
+        <w:t>Ascending/D</w:t>
+      </w:r>
+      <w:r>
+        <w:t>escending order</w:t>
       </w:r>
     </w:p>
     <w:p>
-      <w:pPr>
-        <w:pStyle w:val="Heading1"/>
-      </w:pPr>
-      <w:r>
-        <w:t>10</w:t>
-      </w:r>
-      <w:r>
-        <w:t>.</w:t>
-      </w:r>
       <w:r>
         <w:rPr>
-          <w:rFonts w:asciiTheme="minorHAnsi" w:eastAsiaTheme="minorHAnsi" w:hAnsiTheme="minorHAnsi" w:cstheme="minorBidi"/>
-          <w:color w:val="auto"/>
-          <w:sz w:val="22"/>
-          <w:szCs w:val="22"/>
+          <w:noProof/>
         </w:rPr>
-        <w:t xml:space="preserve"> </w:t>
-      </w:r>
-      <w:r>
-        <w:t>Sort numbers in descending order</w:t>
-      </w:r>
-    </w:p>
-    <w:p/>
-    <w:p>
-      <w:r>
-        <w:br w:type="page"/>
+        <w:drawing>
+          <wp:inline distT="0" distB="0" distL="0" distR="0" wp14:anchorId="4F899441" wp14:editId="6C095A1A">
+            <wp:extent cx="5188217" cy="2159111"/>
+            <wp:effectExtent l="0" t="0" r="0" b="0"/>
+            <wp:docPr id="320121667" name="Picture 1"/>
+            <wp:cNvGraphicFramePr>
+              <a:graphicFrameLocks xmlns:a="http://schemas.openxmlformats.org/drawingml/2006/main" noChangeAspect="1"/>
+            </wp:cNvGraphicFramePr>
+            <a:graphic xmlns:a="http://schemas.openxmlformats.org/drawingml/2006/main">
+              <a:graphicData uri="http://schemas.openxmlformats.org/drawingml/2006/picture">
+                <pic:pic xmlns:pic="http://schemas.openxmlformats.org/drawingml/2006/picture">
+                  <pic:nvPicPr>
+                    <pic:cNvPr id="320121667" name=""/>
+                    <pic:cNvPicPr/>
+                  </pic:nvPicPr>
+                  <pic:blipFill>
+                    <a:blip r:embed="rId18"/>
+                    <a:stretch>
+                      <a:fillRect/>
+                    </a:stretch>
+                  </pic:blipFill>
+                  <pic:spPr>
+                    <a:xfrm>
+                      <a:off x="0" y="0"/>
+                      <a:ext cx="5188217" cy="2159111"/>
+                    </a:xfrm>
+                    <a:prstGeom prst="rect">
+                      <a:avLst/>
+                    </a:prstGeom>
+                  </pic:spPr>
+                </pic:pic>
+              </a:graphicData>
+            </a:graphic>
+          </wp:inline>
+        </w:drawing>
       </w:r>
     </w:p>
     <w:p>
@@ -790,8 +997,128 @@
         <w:pStyle w:val="Heading1"/>
       </w:pPr>
       <w:r>
+        <w:t>12.</w:t>
+      </w:r>
+      <w:r>
+        <w:t xml:space="preserve">Get names of users who are </w:t>
+      </w:r>
+      <w:r>
+        <w:rPr>
+          <w:b/>
+          <w:bCs/>
+        </w:rPr>
+        <w:t>older than 30</w:t>
+      </w:r>
+      <w:r>
+        <w:t xml:space="preserve"> in </w:t>
+      </w:r>
+      <w:r>
+        <w:rPr>
+          <w:b/>
+          <w:bCs/>
+        </w:rPr>
+        <w:t>uppercase</w:t>
+      </w:r>
+      <w:r>
+        <w:t>.</w:t>
+      </w:r>
+    </w:p>
+    <w:p>
+      <w:r>
+        <w:drawing>
+          <wp:inline distT="0" distB="0" distL="0" distR="0" wp14:anchorId="6CB68B78" wp14:editId="32116059">
+            <wp:extent cx="4610337" cy="2311519"/>
+            <wp:effectExtent l="0" t="0" r="0" b="0"/>
+            <wp:docPr id="223935759" name="Picture 1"/>
+            <wp:cNvGraphicFramePr>
+              <a:graphicFrameLocks xmlns:a="http://schemas.openxmlformats.org/drawingml/2006/main" noChangeAspect="1"/>
+            </wp:cNvGraphicFramePr>
+            <a:graphic xmlns:a="http://schemas.openxmlformats.org/drawingml/2006/main">
+              <a:graphicData uri="http://schemas.openxmlformats.org/drawingml/2006/picture">
+                <pic:pic xmlns:pic="http://schemas.openxmlformats.org/drawingml/2006/picture">
+                  <pic:nvPicPr>
+                    <pic:cNvPr id="223935759" name=""/>
+                    <pic:cNvPicPr/>
+                  </pic:nvPicPr>
+                  <pic:blipFill>
+                    <a:blip r:embed="rId19"/>
+                    <a:stretch>
+                      <a:fillRect/>
+                    </a:stretch>
+                  </pic:blipFill>
+                  <pic:spPr>
+                    <a:xfrm>
+                      <a:off x="0" y="0"/>
+                      <a:ext cx="4610337" cy="2311519"/>
+                    </a:xfrm>
+                    <a:prstGeom prst="rect">
+                      <a:avLst/>
+                    </a:prstGeom>
+                  </pic:spPr>
+                </pic:pic>
+              </a:graphicData>
+            </a:graphic>
+          </wp:inline>
+        </w:drawing>
+      </w:r>
+    </w:p>
+    <w:p>
+      <w:pPr>
+        <w:pStyle w:val="Heading1"/>
+      </w:pPr>
+      <w:r>
         <w:lastRenderedPageBreak/>
-        <w:t>8</w:t>
+        <w:t>13.</w:t>
+      </w:r>
+      <w:r>
+        <w:t>Find the first user who is younger than 30.</w:t>
+      </w:r>
+    </w:p>
+    <w:p>
+      <w:r>
+        <w:drawing>
+          <wp:inline distT="0" distB="0" distL="0" distR="0" wp14:anchorId="28F78A04" wp14:editId="60B6751F">
+            <wp:extent cx="5731510" cy="2769235"/>
+            <wp:effectExtent l="0" t="0" r="2540" b="0"/>
+            <wp:docPr id="1904521038" name="Picture 1"/>
+            <wp:cNvGraphicFramePr>
+              <a:graphicFrameLocks xmlns:a="http://schemas.openxmlformats.org/drawingml/2006/main" noChangeAspect="1"/>
+            </wp:cNvGraphicFramePr>
+            <a:graphic xmlns:a="http://schemas.openxmlformats.org/drawingml/2006/main">
+              <a:graphicData uri="http://schemas.openxmlformats.org/drawingml/2006/picture">
+                <pic:pic xmlns:pic="http://schemas.openxmlformats.org/drawingml/2006/picture">
+                  <pic:nvPicPr>
+                    <pic:cNvPr id="1904521038" name=""/>
+                    <pic:cNvPicPr/>
+                  </pic:nvPicPr>
+                  <pic:blipFill>
+                    <a:blip r:embed="rId20"/>
+                    <a:stretch>
+                      <a:fillRect/>
+                    </a:stretch>
+                  </pic:blipFill>
+                  <pic:spPr>
+                    <a:xfrm>
+                      <a:off x="0" y="0"/>
+                      <a:ext cx="5731510" cy="2769235"/>
+                    </a:xfrm>
+                    <a:prstGeom prst="rect">
+                      <a:avLst/>
+                    </a:prstGeom>
+                  </pic:spPr>
+                </pic:pic>
+              </a:graphicData>
+            </a:graphic>
+          </wp:inline>
+        </w:drawing>
+      </w:r>
+    </w:p>
+    <w:p>
+      <w:pPr>
+        <w:pStyle w:val="Heading1"/>
+      </w:pPr>
+      <w:r>
+        <w:t>14</w:t>
       </w:r>
       <w:r>
         <w:t>.</w:t>

--- a/Coding Practise with Prereq.docx
+++ b/Coding Practise with Prereq.docx
@@ -5,45 +5,86 @@
     <w:p>
       <w:pPr>
         <w:pStyle w:val="Heading1"/>
-      </w:pPr>
-      <w:r>
+        <w:rPr>
+          <w:rFonts w:ascii="Times New Roman" w:hAnsi="Times New Roman" w:cs="Times New Roman"/>
+          <w:sz w:val="28"/>
+          <w:szCs w:val="28"/>
+        </w:rPr>
+      </w:pPr>
+      <w:r>
+        <w:rPr>
+          <w:rFonts w:ascii="Times New Roman" w:hAnsi="Times New Roman" w:cs="Times New Roman"/>
+          <w:sz w:val="28"/>
+          <w:szCs w:val="28"/>
+        </w:rPr>
         <w:t>1</w:t>
       </w:r>
       <w:r>
+        <w:rPr>
+          <w:rFonts w:ascii="Times New Roman" w:hAnsi="Times New Roman" w:cs="Times New Roman"/>
+          <w:sz w:val="28"/>
+          <w:szCs w:val="28"/>
+        </w:rPr>
         <w:t>.</w:t>
       </w:r>
       <w:r>
         <w:rPr>
-          <w:rFonts w:asciiTheme="minorHAnsi" w:eastAsiaTheme="minorHAnsi" w:hAnsiTheme="minorHAnsi" w:cstheme="minorBidi"/>
+          <w:rFonts w:ascii="Times New Roman" w:eastAsiaTheme="minorHAnsi" w:hAnsi="Times New Roman" w:cs="Times New Roman"/>
           <w:color w:val="auto"/>
-          <w:sz w:val="22"/>
-          <w:szCs w:val="22"/>
+          <w:sz w:val="28"/>
+          <w:szCs w:val="28"/>
         </w:rPr>
         <w:t xml:space="preserve"> </w:t>
       </w:r>
       <w:r>
+        <w:rPr>
+          <w:rFonts w:ascii="Times New Roman" w:hAnsi="Times New Roman" w:cs="Times New Roman"/>
+          <w:sz w:val="28"/>
+          <w:szCs w:val="28"/>
+        </w:rPr>
         <w:t>Double the values in an array</w:t>
       </w:r>
       <w:r>
+        <w:rPr>
+          <w:rFonts w:ascii="Times New Roman" w:hAnsi="Times New Roman" w:cs="Times New Roman"/>
+          <w:sz w:val="28"/>
+          <w:szCs w:val="28"/>
+        </w:rPr>
         <w:t>.</w:t>
       </w:r>
     </w:p>
     <w:p>
-      <w:r>
+      <w:pPr>
+        <w:rPr>
+          <w:rFonts w:ascii="Times New Roman" w:hAnsi="Times New Roman" w:cs="Times New Roman"/>
+          <w:sz w:val="28"/>
+          <w:szCs w:val="28"/>
+        </w:rPr>
+      </w:pPr>
+      <w:r>
+        <w:rPr>
+          <w:rFonts w:ascii="Times New Roman" w:hAnsi="Times New Roman" w:cs="Times New Roman"/>
+          <w:sz w:val="28"/>
+          <w:szCs w:val="28"/>
+        </w:rPr>
         <w:tab/>
-        <w:t>To act upon each element of array and forms or</w:t>
-      </w:r>
-      <w:r>
-        <w:t xml:space="preserve"> returns a new array</w:t>
-      </w:r>
-      <w:r>
-        <w:t xml:space="preserve"> using map()</w:t>
+        <w:t>To act upon each element of array and forms or returns a new array using map()</w:t>
       </w:r>
     </w:p>
     <w:p>
-      <w:r>
-        <w:rPr>
+      <w:pPr>
+        <w:rPr>
+          <w:rFonts w:ascii="Times New Roman" w:hAnsi="Times New Roman" w:cs="Times New Roman"/>
+          <w:sz w:val="28"/>
+          <w:szCs w:val="28"/>
+        </w:rPr>
+      </w:pPr>
+      <w:r>
+        <w:rPr>
+          <w:rFonts w:ascii="Times New Roman" w:hAnsi="Times New Roman" w:cs="Times New Roman"/>
           <w:noProof/>
+          <w:sz w:val="28"/>
+          <w:szCs w:val="28"/>
         </w:rPr>
         <w:drawing>
           <wp:inline distT="0" distB="0" distL="0" distR="0" wp14:anchorId="2A28C04C" wp14:editId="7865E2C5">
@@ -85,32 +126,54 @@
     <w:p>
       <w:pPr>
         <w:rPr>
+          <w:rFonts w:ascii="Times New Roman" w:hAnsi="Times New Roman" w:cs="Times New Roman"/>
           <w:b/>
           <w:bCs/>
           <w:color w:val="C00000"/>
-          <w:sz w:val="32"/>
-          <w:szCs w:val="32"/>
-        </w:rPr>
-      </w:pPr>
-      <w:r>
+          <w:sz w:val="28"/>
+          <w:szCs w:val="28"/>
+        </w:rPr>
+      </w:pPr>
+      <w:r>
+        <w:rPr>
+          <w:rFonts w:ascii="Times New Roman" w:hAnsi="Times New Roman" w:cs="Times New Roman"/>
+          <w:sz w:val="28"/>
+          <w:szCs w:val="28"/>
+        </w:rPr>
         <w:tab/>
       </w:r>
       <w:r>
+        <w:rPr>
+          <w:rFonts w:ascii="Times New Roman" w:hAnsi="Times New Roman" w:cs="Times New Roman"/>
+          <w:sz w:val="28"/>
+          <w:szCs w:val="28"/>
+        </w:rPr>
         <w:tab/>
       </w:r>
       <w:r>
+        <w:rPr>
+          <w:rFonts w:ascii="Times New Roman" w:hAnsi="Times New Roman" w:cs="Times New Roman"/>
+          <w:sz w:val="28"/>
+          <w:szCs w:val="28"/>
+        </w:rPr>
         <w:tab/>
       </w:r>
       <w:r>
+        <w:rPr>
+          <w:rFonts w:ascii="Times New Roman" w:hAnsi="Times New Roman" w:cs="Times New Roman"/>
+          <w:sz w:val="28"/>
+          <w:szCs w:val="28"/>
+        </w:rPr>
         <w:t xml:space="preserve">  </w:t>
       </w:r>
       <w:r>
         <w:rPr>
+          <w:rFonts w:ascii="Times New Roman" w:hAnsi="Times New Roman" w:cs="Times New Roman"/>
           <w:b/>
           <w:bCs/>
           <w:color w:val="C00000"/>
-          <w:sz w:val="32"/>
-          <w:szCs w:val="32"/>
+          <w:sz w:val="28"/>
+          <w:szCs w:val="28"/>
         </w:rPr>
         <w:t>OR</w:t>
       </w:r>
@@ -118,19 +181,21 @@
     <w:p>
       <w:pPr>
         <w:rPr>
+          <w:rFonts w:ascii="Times New Roman" w:hAnsi="Times New Roman" w:cs="Times New Roman"/>
           <w:b/>
           <w:bCs/>
-          <w:sz w:val="32"/>
-          <w:szCs w:val="32"/>
-        </w:rPr>
-      </w:pPr>
-      <w:r>
-        <w:rPr>
+          <w:sz w:val="28"/>
+          <w:szCs w:val="28"/>
+        </w:rPr>
+      </w:pPr>
+      <w:r>
+        <w:rPr>
+          <w:rFonts w:ascii="Times New Roman" w:hAnsi="Times New Roman" w:cs="Times New Roman"/>
           <w:b/>
           <w:bCs/>
           <w:noProof/>
-          <w:sz w:val="32"/>
-          <w:szCs w:val="32"/>
+          <w:sz w:val="28"/>
+          <w:szCs w:val="28"/>
         </w:rPr>
         <w:drawing>
           <wp:inline distT="0" distB="0" distL="0" distR="0" wp14:anchorId="4F241E95" wp14:editId="37B61A56">
@@ -172,30 +237,39 @@
     <w:p>
       <w:pPr>
         <w:pStyle w:val="Heading1"/>
-      </w:pPr>
-      <w:r>
-        <w:t xml:space="preserve">2. </w:t>
-      </w:r>
-      <w:r>
-        <w:t>SPLICE and SLICE</w:t>
+        <w:rPr>
+          <w:rFonts w:ascii="Times New Roman" w:hAnsi="Times New Roman" w:cs="Times New Roman"/>
+          <w:sz w:val="28"/>
+          <w:szCs w:val="28"/>
+        </w:rPr>
+      </w:pPr>
+      <w:r>
+        <w:rPr>
+          <w:rFonts w:ascii="Times New Roman" w:hAnsi="Times New Roman" w:cs="Times New Roman"/>
+          <w:sz w:val="28"/>
+          <w:szCs w:val="28"/>
+        </w:rPr>
+        <w:t>2. SPLICE and SLICE</w:t>
       </w:r>
     </w:p>
     <w:p>
       <w:pPr>
         <w:rPr>
+          <w:rFonts w:ascii="Times New Roman" w:hAnsi="Times New Roman" w:cs="Times New Roman"/>
           <w:b/>
           <w:bCs/>
-          <w:sz w:val="32"/>
-          <w:szCs w:val="32"/>
-        </w:rPr>
-      </w:pPr>
-      <w:r>
-        <w:rPr>
+          <w:sz w:val="28"/>
+          <w:szCs w:val="28"/>
+        </w:rPr>
+      </w:pPr>
+      <w:r>
+        <w:rPr>
+          <w:rFonts w:ascii="Times New Roman" w:hAnsi="Times New Roman" w:cs="Times New Roman"/>
           <w:b/>
           <w:bCs/>
           <w:noProof/>
-          <w:sz w:val="32"/>
-          <w:szCs w:val="32"/>
+          <w:sz w:val="28"/>
+          <w:szCs w:val="28"/>
         </w:rPr>
         <w:drawing>
           <wp:inline distT="0" distB="0" distL="0" distR="0" wp14:anchorId="1F53E9EB" wp14:editId="58A617AB">
@@ -237,55 +311,85 @@
     <w:p>
       <w:pPr>
         <w:pStyle w:val="Heading1"/>
-      </w:pPr>
-      <w:r>
+        <w:rPr>
+          <w:rFonts w:ascii="Times New Roman" w:hAnsi="Times New Roman" w:cs="Times New Roman"/>
+          <w:sz w:val="28"/>
+          <w:szCs w:val="28"/>
+        </w:rPr>
+      </w:pPr>
+      <w:r>
+        <w:rPr>
+          <w:rFonts w:ascii="Times New Roman" w:hAnsi="Times New Roman" w:cs="Times New Roman"/>
+          <w:sz w:val="28"/>
+          <w:szCs w:val="28"/>
+        </w:rPr>
         <w:t>3</w:t>
       </w:r>
       <w:r>
+        <w:rPr>
+          <w:rFonts w:ascii="Times New Roman" w:hAnsi="Times New Roman" w:cs="Times New Roman"/>
+          <w:sz w:val="28"/>
+          <w:szCs w:val="28"/>
+        </w:rPr>
         <w:t>.</w:t>
       </w:r>
       <w:r>
         <w:rPr>
-          <w:rFonts w:asciiTheme="minorHAnsi" w:eastAsiaTheme="minorHAnsi" w:hAnsiTheme="minorHAnsi" w:cstheme="minorBidi"/>
+          <w:rFonts w:ascii="Times New Roman" w:eastAsiaTheme="minorHAnsi" w:hAnsi="Times New Roman" w:cs="Times New Roman"/>
           <w:color w:val="auto"/>
-          <w:sz w:val="22"/>
-          <w:szCs w:val="22"/>
+          <w:sz w:val="28"/>
+          <w:szCs w:val="28"/>
         </w:rPr>
         <w:t xml:space="preserve"> </w:t>
       </w:r>
       <w:r>
+        <w:rPr>
+          <w:rFonts w:ascii="Times New Roman" w:hAnsi="Times New Roman" w:cs="Times New Roman"/>
+          <w:sz w:val="28"/>
+          <w:szCs w:val="28"/>
+        </w:rPr>
         <w:t>Filter out odd numbers</w:t>
+      </w:r>
+      <w:r>
+        <w:rPr>
+          <w:rFonts w:ascii="Times New Roman" w:hAnsi="Times New Roman" w:cs="Times New Roman"/>
+          <w:sz w:val="28"/>
+          <w:szCs w:val="28"/>
+        </w:rPr>
+        <w:t xml:space="preserve"> or even numbers</w:t>
       </w:r>
     </w:p>
     <w:p>
       <w:pPr>
         <w:rPr>
           <w:rFonts w:ascii="Times New Roman" w:hAnsi="Times New Roman" w:cs="Times New Roman"/>
-          <w:sz w:val="24"/>
-          <w:szCs w:val="24"/>
-        </w:rPr>
-      </w:pPr>
-      <w:r>
-        <w:rPr>
-          <w:rFonts w:ascii="Times New Roman" w:hAnsi="Times New Roman" w:cs="Times New Roman"/>
-          <w:sz w:val="24"/>
-          <w:szCs w:val="24"/>
-        </w:rPr>
-        <w:t>R</w:t>
-      </w:r>
-      <w:r>
-        <w:rPr>
-          <w:rFonts w:ascii="Times New Roman" w:hAnsi="Times New Roman" w:cs="Times New Roman"/>
-          <w:sz w:val="24"/>
-          <w:szCs w:val="24"/>
-        </w:rPr>
-        <w:t>eturns a new array with elements that match a condition</w:t>
+          <w:sz w:val="28"/>
+          <w:szCs w:val="28"/>
+        </w:rPr>
+      </w:pPr>
+      <w:r>
+        <w:rPr>
+          <w:rFonts w:ascii="Times New Roman" w:hAnsi="Times New Roman" w:cs="Times New Roman"/>
+          <w:sz w:val="28"/>
+          <w:szCs w:val="28"/>
+        </w:rPr>
+        <w:t>Returns a new array with elements that match a condition</w:t>
       </w:r>
     </w:p>
     <w:p>
-      <w:r>
-        <w:rPr>
+      <w:pPr>
+        <w:rPr>
+          <w:rFonts w:ascii="Times New Roman" w:hAnsi="Times New Roman" w:cs="Times New Roman"/>
+          <w:sz w:val="28"/>
+          <w:szCs w:val="28"/>
+        </w:rPr>
+      </w:pPr>
+      <w:r>
+        <w:rPr>
+          <w:rFonts w:ascii="Times New Roman" w:hAnsi="Times New Roman" w:cs="Times New Roman"/>
           <w:noProof/>
+          <w:sz w:val="28"/>
+          <w:szCs w:val="28"/>
         </w:rPr>
         <w:lastRenderedPageBreak/>
         <w:drawing>
@@ -328,35 +432,57 @@
     <w:p>
       <w:pPr>
         <w:rPr>
+          <w:rFonts w:ascii="Times New Roman" w:hAnsi="Times New Roman" w:cs="Times New Roman"/>
           <w:b/>
           <w:bCs/>
           <w:color w:val="C00000"/>
-          <w:sz w:val="32"/>
-          <w:szCs w:val="32"/>
-        </w:rPr>
-      </w:pPr>
-      <w:r>
+          <w:sz w:val="28"/>
+          <w:szCs w:val="28"/>
+        </w:rPr>
+      </w:pPr>
+      <w:r>
+        <w:rPr>
+          <w:rFonts w:ascii="Times New Roman" w:hAnsi="Times New Roman" w:cs="Times New Roman"/>
+          <w:sz w:val="28"/>
+          <w:szCs w:val="28"/>
+        </w:rPr>
         <w:tab/>
       </w:r>
       <w:r>
+        <w:rPr>
+          <w:rFonts w:ascii="Times New Roman" w:hAnsi="Times New Roman" w:cs="Times New Roman"/>
+          <w:sz w:val="28"/>
+          <w:szCs w:val="28"/>
+        </w:rPr>
         <w:tab/>
         <w:t xml:space="preserve">          </w:t>
       </w:r>
       <w:r>
         <w:rPr>
+          <w:rFonts w:ascii="Times New Roman" w:hAnsi="Times New Roman" w:cs="Times New Roman"/>
           <w:b/>
           <w:bCs/>
           <w:color w:val="C00000"/>
-          <w:sz w:val="32"/>
-          <w:szCs w:val="32"/>
+          <w:sz w:val="28"/>
+          <w:szCs w:val="28"/>
         </w:rPr>
         <w:t>OR</w:t>
       </w:r>
     </w:p>
     <w:p>
-      <w:r>
-        <w:rPr>
+      <w:pPr>
+        <w:rPr>
+          <w:rFonts w:ascii="Times New Roman" w:hAnsi="Times New Roman" w:cs="Times New Roman"/>
+          <w:sz w:val="28"/>
+          <w:szCs w:val="28"/>
+        </w:rPr>
+      </w:pPr>
+      <w:r>
+        <w:rPr>
+          <w:rFonts w:ascii="Times New Roman" w:hAnsi="Times New Roman" w:cs="Times New Roman"/>
           <w:noProof/>
+          <w:sz w:val="28"/>
+          <w:szCs w:val="28"/>
         </w:rPr>
         <w:drawing>
           <wp:inline distT="0" distB="0" distL="0" distR="0" wp14:anchorId="1350CDD4" wp14:editId="1DF4FA1C">
@@ -397,25 +523,141 @@
     </w:p>
     <w:p>
       <w:pPr>
-        <w:pStyle w:val="Heading1"/>
-      </w:pPr>
-      <w:r>
-        <w:t>4</w:t>
-      </w:r>
-      <w:r>
-        <w:t>.</w:t>
-      </w:r>
-      <w:r>
-        <w:t xml:space="preserve"> F</w:t>
-      </w:r>
-      <w:r>
-        <w:t>ind the largest/maximum number from a given array of numbers.</w:t>
+        <w:rPr>
+          <w:rFonts w:ascii="Times New Roman" w:hAnsi="Times New Roman" w:cs="Times New Roman"/>
+          <w:sz w:val="28"/>
+          <w:szCs w:val="28"/>
+        </w:rPr>
+      </w:pPr>
+      <w:r>
+        <w:rPr>
+          <w:rFonts w:ascii="Times New Roman" w:hAnsi="Times New Roman" w:cs="Times New Roman"/>
+          <w:sz w:val="28"/>
+          <w:szCs w:val="28"/>
+        </w:rPr>
+        <w:t>Check even and odd</w:t>
       </w:r>
     </w:p>
     <w:p>
       <w:pPr>
-        <w:ind w:firstLine="720"/>
-        <w:rPr>
+        <w:rPr>
+          <w:rFonts w:ascii="Times New Roman" w:hAnsi="Times New Roman" w:cs="Times New Roman"/>
+          <w:sz w:val="28"/>
+          <w:szCs w:val="28"/>
+        </w:rPr>
+      </w:pPr>
+      <w:r>
+        <w:rPr>
+          <w:rFonts w:ascii="Times New Roman" w:hAnsi="Times New Roman" w:cs="Times New Roman"/>
+          <w:sz w:val="28"/>
+          <w:szCs w:val="28"/>
+        </w:rPr>
+        <w:drawing>
+          <wp:inline distT="0" distB="0" distL="0" distR="0" wp14:anchorId="2836DB9F" wp14:editId="5B9422E6">
+            <wp:extent cx="4064209" cy="3111660"/>
+            <wp:effectExtent l="0" t="0" r="0" b="0"/>
+            <wp:docPr id="780475095" name="Picture 1"/>
+            <wp:cNvGraphicFramePr>
+              <a:graphicFrameLocks xmlns:a="http://schemas.openxmlformats.org/drawingml/2006/main" noChangeAspect="1"/>
+            </wp:cNvGraphicFramePr>
+            <a:graphic xmlns:a="http://schemas.openxmlformats.org/drawingml/2006/main">
+              <a:graphicData uri="http://schemas.openxmlformats.org/drawingml/2006/picture">
+                <pic:pic xmlns:pic="http://schemas.openxmlformats.org/drawingml/2006/picture">
+                  <pic:nvPicPr>
+                    <pic:cNvPr id="780475095" name=""/>
+                    <pic:cNvPicPr/>
+                  </pic:nvPicPr>
+                  <pic:blipFill>
+                    <a:blip r:embed="rId11"/>
+                    <a:stretch>
+                      <a:fillRect/>
+                    </a:stretch>
+                  </pic:blipFill>
+                  <pic:spPr>
+                    <a:xfrm>
+                      <a:off x="0" y="0"/>
+                      <a:ext cx="4064209" cy="3111660"/>
+                    </a:xfrm>
+                    <a:prstGeom prst="rect">
+                      <a:avLst/>
+                    </a:prstGeom>
+                  </pic:spPr>
+                </pic:pic>
+              </a:graphicData>
+            </a:graphic>
+          </wp:inline>
+        </w:drawing>
+      </w:r>
+    </w:p>
+    <w:p>
+      <w:pPr>
+        <w:pStyle w:val="Heading1"/>
+        <w:rPr>
+          <w:rFonts w:ascii="Times New Roman" w:hAnsi="Times New Roman" w:cs="Times New Roman"/>
+          <w:sz w:val="28"/>
+          <w:szCs w:val="28"/>
+        </w:rPr>
+      </w:pPr>
+      <w:r>
+        <w:rPr>
+          <w:rFonts w:ascii="Times New Roman" w:hAnsi="Times New Roman" w:cs="Times New Roman"/>
+          <w:sz w:val="28"/>
+          <w:szCs w:val="28"/>
+        </w:rPr>
+        <w:t>4</w:t>
+      </w:r>
+      <w:r>
+        <w:rPr>
+          <w:rFonts w:ascii="Times New Roman" w:hAnsi="Times New Roman" w:cs="Times New Roman"/>
+          <w:sz w:val="28"/>
+          <w:szCs w:val="28"/>
+        </w:rPr>
+        <w:t>. Find the largest/maximum number from a given array of numbers.</w:t>
+      </w:r>
+    </w:p>
+    <w:p>
+      <w:r>
+        <w:drawing>
+          <wp:inline distT="0" distB="0" distL="0" distR="0" wp14:anchorId="2C459275" wp14:editId="04106D3F">
+            <wp:extent cx="5550185" cy="1587582"/>
+            <wp:effectExtent l="0" t="0" r="0" b="0"/>
+            <wp:docPr id="1426851491" name="Picture 1"/>
+            <wp:cNvGraphicFramePr>
+              <a:graphicFrameLocks xmlns:a="http://schemas.openxmlformats.org/drawingml/2006/main" noChangeAspect="1"/>
+            </wp:cNvGraphicFramePr>
+            <a:graphic xmlns:a="http://schemas.openxmlformats.org/drawingml/2006/main">
+              <a:graphicData uri="http://schemas.openxmlformats.org/drawingml/2006/picture">
+                <pic:pic xmlns:pic="http://schemas.openxmlformats.org/drawingml/2006/picture">
+                  <pic:nvPicPr>
+                    <pic:cNvPr id="1426851491" name=""/>
+                    <pic:cNvPicPr/>
+                  </pic:nvPicPr>
+                  <pic:blipFill>
+                    <a:blip r:embed="rId12"/>
+                    <a:stretch>
+                      <a:fillRect/>
+                    </a:stretch>
+                  </pic:blipFill>
+                  <pic:spPr>
+                    <a:xfrm>
+                      <a:off x="0" y="0"/>
+                      <a:ext cx="5550185" cy="1587582"/>
+                    </a:xfrm>
+                    <a:prstGeom prst="rect">
+                      <a:avLst/>
+                    </a:prstGeom>
+                  </pic:spPr>
+                </pic:pic>
+              </a:graphicData>
+            </a:graphic>
+          </wp:inline>
+        </w:drawing>
+      </w:r>
+    </w:p>
+    <w:p>
+      <w:pPr>
+        <w:rPr>
+          <w:rFonts w:ascii="Times New Roman" w:hAnsi="Times New Roman" w:cs="Times New Roman"/>
           <w:b/>
           <w:bCs/>
           <w:i/>
@@ -428,6 +670,7 @@
       </w:pPr>
       <w:r>
         <w:rPr>
+          <w:rFonts w:ascii="Times New Roman" w:hAnsi="Times New Roman" w:cs="Times New Roman"/>
           <w:b/>
           <w:bCs/>
           <w:i/>
@@ -437,13 +680,12 @@
           <w:szCs w:val="28"/>
           <w:u w:val="single"/>
         </w:rPr>
-        <w:t>arr = [5,2,9,33,55,11,6,88];</w:t>
-      </w:r>
-    </w:p>
-    <w:p>
-      <w:pPr>
-        <w:ind w:firstLine="720"/>
-        <w:rPr>
+        <w:lastRenderedPageBreak/>
+        <w:t xml:space="preserve">With </w:t>
+      </w:r>
+      <w:r>
+        <w:rPr>
+          <w:rFonts w:ascii="Times New Roman" w:hAnsi="Times New Roman" w:cs="Times New Roman"/>
           <w:b/>
           <w:bCs/>
           <w:i/>
@@ -453,9 +695,41 @@
           <w:szCs w:val="28"/>
           <w:u w:val="single"/>
         </w:rPr>
-      </w:pPr>
-      <w:r>
-        <w:rPr>
+        <w:t xml:space="preserve">loop </w:t>
+      </w:r>
+      <w:r>
+        <w:rPr>
+          <w:rFonts w:ascii="Times New Roman" w:hAnsi="Times New Roman" w:cs="Times New Roman"/>
+          <w:b/>
+          <w:bCs/>
+          <w:i/>
+          <w:iCs/>
+          <w:color w:val="2F5496" w:themeColor="accent1" w:themeShade="BF"/>
+          <w:sz w:val="28"/>
+          <w:szCs w:val="28"/>
+          <w:u w:val="single"/>
+        </w:rPr>
+        <w:t xml:space="preserve"> function</w:t>
+      </w:r>
+    </w:p>
+    <w:p>
+      <w:pPr>
+        <w:ind w:firstLine="720"/>
+        <w:rPr>
+          <w:rFonts w:ascii="Times New Roman" w:hAnsi="Times New Roman" w:cs="Times New Roman"/>
+          <w:b/>
+          <w:bCs/>
+          <w:i/>
+          <w:iCs/>
+          <w:color w:val="2F5496" w:themeColor="accent1" w:themeShade="BF"/>
+          <w:sz w:val="28"/>
+          <w:szCs w:val="28"/>
+          <w:u w:val="single"/>
+        </w:rPr>
+      </w:pPr>
+      <w:r>
+        <w:rPr>
+          <w:rFonts w:ascii="Times New Roman" w:hAnsi="Times New Roman" w:cs="Times New Roman"/>
           <w:b/>
           <w:bCs/>
           <w:i/>
@@ -482,7 +756,7 @@
                     <pic:cNvPicPr/>
                   </pic:nvPicPr>
                   <pic:blipFill>
-                    <a:blip r:embed="rId11"/>
+                    <a:blip r:embed="rId13"/>
                     <a:stretch>
                       <a:fillRect/>
                     </a:stretch>
@@ -506,30 +780,33 @@
     <w:p>
       <w:pPr>
         <w:pStyle w:val="Heading1"/>
-      </w:pPr>
-      <w:r>
-        <w:lastRenderedPageBreak/>
+        <w:rPr>
+          <w:rFonts w:ascii="Times New Roman" w:hAnsi="Times New Roman" w:cs="Times New Roman"/>
+          <w:sz w:val="28"/>
+          <w:szCs w:val="28"/>
+        </w:rPr>
+      </w:pPr>
+      <w:r>
+        <w:rPr>
+          <w:rFonts w:ascii="Times New Roman" w:hAnsi="Times New Roman" w:cs="Times New Roman"/>
+          <w:sz w:val="28"/>
+          <w:szCs w:val="28"/>
+        </w:rPr>
         <w:t>5</w:t>
       </w:r>
       <w:r>
-        <w:t>.</w:t>
-      </w:r>
-      <w:r>
-        <w:t>Find</w:t>
-      </w:r>
-      <w:r>
-        <w:t xml:space="preserve"> the </w:t>
-      </w:r>
-      <w:r>
-        <w:t>second largest/second max</w:t>
-      </w:r>
-      <w:r>
-        <w:t xml:space="preserve"> number from array of numbers.</w:t>
+        <w:rPr>
+          <w:rFonts w:ascii="Times New Roman" w:hAnsi="Times New Roman" w:cs="Times New Roman"/>
+          <w:sz w:val="28"/>
+          <w:szCs w:val="28"/>
+        </w:rPr>
+        <w:t>.Find the second largest/second max number from array of numbers.</w:t>
       </w:r>
     </w:p>
     <w:p>
       <w:pPr>
         <w:rPr>
+          <w:rFonts w:ascii="Times New Roman" w:hAnsi="Times New Roman" w:cs="Times New Roman"/>
           <w:b/>
           <w:bCs/>
           <w:i/>
@@ -542,6 +819,7 @@
       </w:pPr>
       <w:r>
         <w:rPr>
+          <w:rFonts w:ascii="Times New Roman" w:hAnsi="Times New Roman" w:cs="Times New Roman"/>
           <w:b/>
           <w:bCs/>
           <w:i/>
@@ -568,7 +846,7 @@
                     <pic:cNvPicPr/>
                   </pic:nvPicPr>
                   <pic:blipFill>
-                    <a:blip r:embed="rId12"/>
+                    <a:blip r:embed="rId14"/>
                     <a:stretch>
                       <a:fillRect/>
                     </a:stretch>
@@ -592,36 +870,79 @@
     <w:p>
       <w:pPr>
         <w:pStyle w:val="Heading1"/>
-      </w:pPr>
-      <w:r>
+        <w:rPr>
+          <w:rFonts w:ascii="Times New Roman" w:hAnsi="Times New Roman" w:cs="Times New Roman"/>
+          <w:sz w:val="28"/>
+          <w:szCs w:val="28"/>
+        </w:rPr>
+      </w:pPr>
+      <w:r>
+        <w:rPr>
+          <w:rFonts w:ascii="Times New Roman" w:hAnsi="Times New Roman" w:cs="Times New Roman"/>
+          <w:sz w:val="28"/>
+          <w:szCs w:val="28"/>
+        </w:rPr>
         <w:t>6</w:t>
       </w:r>
       <w:r>
+        <w:rPr>
+          <w:rFonts w:ascii="Times New Roman" w:hAnsi="Times New Roman" w:cs="Times New Roman"/>
+          <w:sz w:val="28"/>
+          <w:szCs w:val="28"/>
+        </w:rPr>
         <w:t>.</w:t>
       </w:r>
       <w:r>
         <w:rPr>
-          <w:rFonts w:asciiTheme="minorHAnsi" w:eastAsiaTheme="minorHAnsi" w:hAnsiTheme="minorHAnsi" w:cstheme="minorBidi"/>
+          <w:rFonts w:ascii="Times New Roman" w:eastAsiaTheme="minorHAnsi" w:hAnsi="Times New Roman" w:cs="Times New Roman"/>
           <w:color w:val="auto"/>
-          <w:sz w:val="22"/>
-          <w:szCs w:val="22"/>
+          <w:sz w:val="28"/>
+          <w:szCs w:val="28"/>
         </w:rPr>
         <w:t xml:space="preserve"> </w:t>
       </w:r>
       <w:r>
+        <w:rPr>
+          <w:rFonts w:ascii="Times New Roman" w:hAnsi="Times New Roman" w:cs="Times New Roman"/>
+          <w:sz w:val="28"/>
+          <w:szCs w:val="28"/>
+        </w:rPr>
         <w:t>Find the first number greater than 50</w:t>
       </w:r>
     </w:p>
     <w:p>
-      <w:r>
+      <w:pPr>
+        <w:rPr>
+          <w:rFonts w:ascii="Times New Roman" w:hAnsi="Times New Roman" w:cs="Times New Roman"/>
+          <w:sz w:val="28"/>
+          <w:szCs w:val="28"/>
+        </w:rPr>
+      </w:pPr>
+      <w:r>
+        <w:rPr>
+          <w:rFonts w:ascii="Times New Roman" w:hAnsi="Times New Roman" w:cs="Times New Roman"/>
+          <w:sz w:val="28"/>
+          <w:szCs w:val="28"/>
+        </w:rPr>
         <w:t>Using find method we can achieve.</w:t>
       </w:r>
     </w:p>
     <w:p>
-      <w:r>
-        <w:rPr>
+      <w:pPr>
+        <w:rPr>
+          <w:rFonts w:ascii="Times New Roman" w:hAnsi="Times New Roman" w:cs="Times New Roman"/>
+          <w:sz w:val="28"/>
+          <w:szCs w:val="28"/>
+        </w:rPr>
+      </w:pPr>
+      <w:r>
+        <w:rPr>
+          <w:rFonts w:ascii="Times New Roman" w:hAnsi="Times New Roman" w:cs="Times New Roman"/>
           <w:noProof/>
-        </w:rPr>
+          <w:sz w:val="28"/>
+          <w:szCs w:val="28"/>
+        </w:rPr>
+        <w:lastRenderedPageBreak/>
         <w:drawing>
           <wp:inline distT="0" distB="0" distL="0" distR="0" wp14:anchorId="0C885048" wp14:editId="647C9041">
             <wp:extent cx="5277121" cy="1263715"/>
@@ -638,7 +959,7 @@
                     <pic:cNvPicPr/>
                   </pic:nvPicPr>
                   <pic:blipFill>
-                    <a:blip r:embed="rId13"/>
+                    <a:blip r:embed="rId15"/>
                     <a:stretch>
                       <a:fillRect/>
                     </a:stretch>
@@ -659,38 +980,136 @@
         </w:drawing>
       </w:r>
     </w:p>
-    <w:p/>
     <w:p>
       <w:pPr>
-        <w:pStyle w:val="Heading1"/>
-      </w:pPr>
-      <w:r>
-        <w:t>7</w:t>
-      </w:r>
-      <w:r>
-        <w:t>.</w:t>
-      </w:r>
-      <w:r>
-        <w:rPr>
-          <w:rFonts w:asciiTheme="minorHAnsi" w:eastAsiaTheme="minorHAnsi" w:hAnsiTheme="minorHAnsi" w:cstheme="minorBidi"/>
-          <w:color w:val="auto"/>
-          <w:sz w:val="22"/>
-          <w:szCs w:val="22"/>
-        </w:rPr>
-        <w:t xml:space="preserve"> </w:t>
-      </w:r>
-      <w:r>
-        <w:t>Sum all numbers in the array</w:t>
-      </w:r>
+        <w:rPr>
+          <w:rFonts w:ascii="Times New Roman" w:hAnsi="Times New Roman" w:cs="Times New Roman"/>
+          <w:sz w:val="28"/>
+          <w:szCs w:val="28"/>
+        </w:rPr>
+      </w:pPr>
     </w:p>
     <w:p>
-      <w:r>
-        <w:t>array.reduce((accumulator, currentValue) =&gt; { ... }, initialValue);</w:t>
+      <w:pPr>
+        <w:pStyle w:val="Heading1"/>
+        <w:rPr>
+          <w:rFonts w:ascii="Times New Roman" w:hAnsi="Times New Roman" w:cs="Times New Roman"/>
+          <w:sz w:val="28"/>
+          <w:szCs w:val="28"/>
+        </w:rPr>
+      </w:pPr>
+      <w:r>
+        <w:rPr>
+          <w:rFonts w:ascii="Times New Roman" w:hAnsi="Times New Roman" w:cs="Times New Roman"/>
+          <w:sz w:val="28"/>
+          <w:szCs w:val="28"/>
+        </w:rPr>
+        <w:t>7</w:t>
+      </w:r>
+      <w:r>
+        <w:rPr>
+          <w:rFonts w:ascii="Times New Roman" w:hAnsi="Times New Roman" w:cs="Times New Roman"/>
+          <w:sz w:val="28"/>
+          <w:szCs w:val="28"/>
+        </w:rPr>
+        <w:t>.</w:t>
+      </w:r>
+      <w:r>
+        <w:rPr>
+          <w:rFonts w:ascii="Times New Roman" w:eastAsiaTheme="minorHAnsi" w:hAnsi="Times New Roman" w:cs="Times New Roman"/>
+          <w:color w:val="auto"/>
+          <w:sz w:val="28"/>
+          <w:szCs w:val="28"/>
+        </w:rPr>
+        <w:t xml:space="preserve"> </w:t>
+      </w:r>
+      <w:r>
+        <w:rPr>
+          <w:rFonts w:ascii="Times New Roman" w:hAnsi="Times New Roman" w:cs="Times New Roman"/>
+          <w:sz w:val="28"/>
+          <w:szCs w:val="28"/>
+        </w:rPr>
+        <w:t>Sum all numbers in the array</w:t>
       </w:r>
     </w:p>
     <w:p>
-      <w:r>
-        <w:lastRenderedPageBreak/>
+      <w:pPr>
+        <w:rPr>
+          <w:rFonts w:ascii="Times New Roman" w:hAnsi="Times New Roman" w:cs="Times New Roman"/>
+          <w:sz w:val="28"/>
+          <w:szCs w:val="28"/>
+        </w:rPr>
+      </w:pPr>
+      <w:proofErr w:type="spellStart"/>
+      <w:r>
+        <w:rPr>
+          <w:rFonts w:ascii="Times New Roman" w:hAnsi="Times New Roman" w:cs="Times New Roman"/>
+          <w:sz w:val="28"/>
+          <w:szCs w:val="28"/>
+        </w:rPr>
+        <w:t>array.reduce</w:t>
+      </w:r>
+      <w:proofErr w:type="spellEnd"/>
+      <w:r>
+        <w:rPr>
+          <w:rFonts w:ascii="Times New Roman" w:hAnsi="Times New Roman" w:cs="Times New Roman"/>
+          <w:sz w:val="28"/>
+          <w:szCs w:val="28"/>
+        </w:rPr>
+        <w:t xml:space="preserve">((accumulator, </w:t>
+      </w:r>
+      <w:proofErr w:type="spellStart"/>
+      <w:r>
+        <w:rPr>
+          <w:rFonts w:ascii="Times New Roman" w:hAnsi="Times New Roman" w:cs="Times New Roman"/>
+          <w:sz w:val="28"/>
+          <w:szCs w:val="28"/>
+        </w:rPr>
+        <w:t>currentValue</w:t>
+      </w:r>
+      <w:proofErr w:type="spellEnd"/>
+      <w:r>
+        <w:rPr>
+          <w:rFonts w:ascii="Times New Roman" w:hAnsi="Times New Roman" w:cs="Times New Roman"/>
+          <w:sz w:val="28"/>
+          <w:szCs w:val="28"/>
+        </w:rPr>
+        <w:t xml:space="preserve">) =&gt; { ... }, </w:t>
+      </w:r>
+      <w:proofErr w:type="spellStart"/>
+      <w:r>
+        <w:rPr>
+          <w:rFonts w:ascii="Times New Roman" w:hAnsi="Times New Roman" w:cs="Times New Roman"/>
+          <w:sz w:val="28"/>
+          <w:szCs w:val="28"/>
+        </w:rPr>
+        <w:t>initialValue</w:t>
+      </w:r>
+      <w:proofErr w:type="spellEnd"/>
+      <w:r>
+        <w:rPr>
+          <w:rFonts w:ascii="Times New Roman" w:hAnsi="Times New Roman" w:cs="Times New Roman"/>
+          <w:sz w:val="28"/>
+          <w:szCs w:val="28"/>
+        </w:rPr>
+        <w:t>);</w:t>
+      </w:r>
+    </w:p>
+    <w:p>
+      <w:pPr>
+        <w:rPr>
+          <w:rFonts w:ascii="Times New Roman" w:hAnsi="Times New Roman" w:cs="Times New Roman"/>
+          <w:sz w:val="28"/>
+          <w:szCs w:val="28"/>
+        </w:rPr>
+      </w:pPr>
+      <w:r>
+        <w:rPr>
+          <w:rFonts w:ascii="Times New Roman" w:hAnsi="Times New Roman" w:cs="Times New Roman"/>
+          <w:noProof/>
+          <w:sz w:val="28"/>
+          <w:szCs w:val="28"/>
+        </w:rPr>
         <w:drawing>
           <wp:inline distT="0" distB="0" distL="0" distR="0" wp14:anchorId="17910FE1" wp14:editId="2BAD6173">
             <wp:extent cx="5731510" cy="2552700"/>
@@ -707,7 +1126,7 @@
                     <pic:cNvPicPr/>
                   </pic:nvPicPr>
                   <pic:blipFill>
-                    <a:blip r:embed="rId14"/>
+                    <a:blip r:embed="rId16"/>
                     <a:stretch>
                       <a:fillRect/>
                     </a:stretch>
@@ -731,24 +1150,51 @@
     <w:p>
       <w:pPr>
         <w:pStyle w:val="Heading1"/>
-      </w:pPr>
-      <w:r>
+        <w:rPr>
+          <w:rFonts w:ascii="Times New Roman" w:hAnsi="Times New Roman" w:cs="Times New Roman"/>
+          <w:sz w:val="28"/>
+          <w:szCs w:val="28"/>
+        </w:rPr>
+      </w:pPr>
+      <w:r>
+        <w:rPr>
+          <w:rFonts w:ascii="Times New Roman" w:hAnsi="Times New Roman" w:cs="Times New Roman"/>
+          <w:sz w:val="28"/>
+          <w:szCs w:val="28"/>
+        </w:rPr>
         <w:t>8</w:t>
       </w:r>
       <w:r>
-        <w:t>.</w:t>
-      </w:r>
-      <w:r>
-        <w:t xml:space="preserve"> </w:t>
-      </w:r>
-      <w:r>
+        <w:rPr>
+          <w:rFonts w:ascii="Times New Roman" w:hAnsi="Times New Roman" w:cs="Times New Roman"/>
+          <w:sz w:val="28"/>
+          <w:szCs w:val="28"/>
+        </w:rPr>
+        <w:t xml:space="preserve">. </w:t>
+      </w:r>
+      <w:r>
+        <w:rPr>
+          <w:rFonts w:ascii="Times New Roman" w:hAnsi="Times New Roman" w:cs="Times New Roman"/>
+          <w:sz w:val="28"/>
+          <w:szCs w:val="28"/>
+        </w:rPr>
         <w:t>Remove duplicates from an array</w:t>
       </w:r>
     </w:p>
     <w:p>
-      <w:r>
-        <w:rPr>
+      <w:pPr>
+        <w:rPr>
+          <w:rFonts w:ascii="Times New Roman" w:hAnsi="Times New Roman" w:cs="Times New Roman"/>
+          <w:sz w:val="28"/>
+          <w:szCs w:val="28"/>
+        </w:rPr>
+      </w:pPr>
+      <w:r>
+        <w:rPr>
+          <w:rFonts w:ascii="Times New Roman" w:hAnsi="Times New Roman" w:cs="Times New Roman"/>
           <w:noProof/>
+          <w:sz w:val="28"/>
+          <w:szCs w:val="28"/>
         </w:rPr>
         <w:drawing>
           <wp:inline distT="0" distB="0" distL="0" distR="0" wp14:anchorId="4EF7F5D0" wp14:editId="199E1D7B">
@@ -766,7 +1212,7 @@
                     <pic:cNvPicPr/>
                   </pic:nvPicPr>
                   <pic:blipFill>
-                    <a:blip r:embed="rId15"/>
+                    <a:blip r:embed="rId17"/>
                     <a:stretch>
                       <a:fillRect/>
                     </a:stretch>
@@ -790,31 +1236,69 @@
     <w:p>
       <w:pPr>
         <w:pStyle w:val="Heading1"/>
-      </w:pPr>
-      <w:r>
+        <w:rPr>
+          <w:rFonts w:ascii="Times New Roman" w:hAnsi="Times New Roman" w:cs="Times New Roman"/>
+          <w:sz w:val="28"/>
+          <w:szCs w:val="28"/>
+        </w:rPr>
+      </w:pPr>
+      <w:r>
+        <w:rPr>
+          <w:rFonts w:ascii="Times New Roman" w:hAnsi="Times New Roman" w:cs="Times New Roman"/>
+          <w:sz w:val="28"/>
+          <w:szCs w:val="28"/>
+        </w:rPr>
         <w:t>9</w:t>
       </w:r>
       <w:r>
+        <w:rPr>
+          <w:rFonts w:ascii="Times New Roman" w:hAnsi="Times New Roman" w:cs="Times New Roman"/>
+          <w:sz w:val="28"/>
+          <w:szCs w:val="28"/>
+        </w:rPr>
         <w:t>.</w:t>
       </w:r>
       <w:r>
         <w:rPr>
-          <w:rFonts w:asciiTheme="minorHAnsi" w:eastAsiaTheme="minorHAnsi" w:hAnsiTheme="minorHAnsi" w:cstheme="minorBidi"/>
+          <w:rFonts w:ascii="Times New Roman" w:eastAsiaTheme="minorHAnsi" w:hAnsi="Times New Roman" w:cs="Times New Roman"/>
           <w:color w:val="auto"/>
-          <w:sz w:val="22"/>
-          <w:szCs w:val="22"/>
+          <w:sz w:val="28"/>
+          <w:szCs w:val="28"/>
         </w:rPr>
         <w:t xml:space="preserve"> </w:t>
       </w:r>
       <w:r>
+        <w:rPr>
+          <w:rFonts w:ascii="Times New Roman" w:hAnsi="Times New Roman" w:cs="Times New Roman"/>
+          <w:sz w:val="28"/>
+          <w:szCs w:val="28"/>
+        </w:rPr>
         <w:t>Flatten a nested array</w:t>
       </w:r>
       <w:r>
+        <w:rPr>
+          <w:rFonts w:ascii="Times New Roman" w:hAnsi="Times New Roman" w:cs="Times New Roman"/>
+          <w:sz w:val="28"/>
+          <w:szCs w:val="28"/>
+        </w:rPr>
         <w:tab/>
       </w:r>
     </w:p>
     <w:p>
-      <w:r>
+      <w:pPr>
+        <w:rPr>
+          <w:rFonts w:ascii="Times New Roman" w:hAnsi="Times New Roman" w:cs="Times New Roman"/>
+          <w:sz w:val="28"/>
+          <w:szCs w:val="28"/>
+        </w:rPr>
+      </w:pPr>
+      <w:r>
+        <w:rPr>
+          <w:rFonts w:ascii="Times New Roman" w:hAnsi="Times New Roman" w:cs="Times New Roman"/>
+          <w:noProof/>
+          <w:sz w:val="28"/>
+          <w:szCs w:val="28"/>
+        </w:rPr>
         <w:drawing>
           <wp:inline distT="0" distB="0" distL="0" distR="0" wp14:anchorId="5BD59BFE" wp14:editId="38A3044D">
             <wp:extent cx="5731510" cy="995680"/>
@@ -831,7 +1315,7 @@
                     <pic:cNvPicPr/>
                   </pic:nvPicPr>
                   <pic:blipFill>
-                    <a:blip r:embed="rId16"/>
+                    <a:blip r:embed="rId18"/>
                     <a:stretch>
                       <a:fillRect/>
                     </a:stretch>
@@ -855,31 +1339,61 @@
     <w:p>
       <w:pPr>
         <w:pStyle w:val="Heading1"/>
-      </w:pPr>
-      <w:r>
+        <w:rPr>
+          <w:rFonts w:ascii="Times New Roman" w:hAnsi="Times New Roman" w:cs="Times New Roman"/>
+          <w:sz w:val="28"/>
+          <w:szCs w:val="28"/>
+        </w:rPr>
+      </w:pPr>
+      <w:r>
+        <w:rPr>
+          <w:rFonts w:ascii="Times New Roman" w:hAnsi="Times New Roman" w:cs="Times New Roman"/>
+          <w:sz w:val="28"/>
+          <w:szCs w:val="28"/>
+        </w:rPr>
         <w:lastRenderedPageBreak/>
         <w:t>10</w:t>
       </w:r>
       <w:r>
+        <w:rPr>
+          <w:rFonts w:ascii="Times New Roman" w:hAnsi="Times New Roman" w:cs="Times New Roman"/>
+          <w:sz w:val="28"/>
+          <w:szCs w:val="28"/>
+        </w:rPr>
         <w:t>.</w:t>
       </w:r>
       <w:r>
         <w:rPr>
-          <w:rFonts w:asciiTheme="minorHAnsi" w:eastAsiaTheme="minorHAnsi" w:hAnsiTheme="minorHAnsi" w:cstheme="minorBidi"/>
+          <w:rFonts w:ascii="Times New Roman" w:eastAsiaTheme="minorHAnsi" w:hAnsi="Times New Roman" w:cs="Times New Roman"/>
           <w:color w:val="auto"/>
-          <w:sz w:val="22"/>
-          <w:szCs w:val="22"/>
+          <w:sz w:val="28"/>
+          <w:szCs w:val="28"/>
         </w:rPr>
         <w:t xml:space="preserve"> </w:t>
       </w:r>
       <w:r>
+        <w:rPr>
+          <w:rFonts w:ascii="Times New Roman" w:hAnsi="Times New Roman" w:cs="Times New Roman"/>
+          <w:sz w:val="28"/>
+          <w:szCs w:val="28"/>
+        </w:rPr>
         <w:t>Convert an array to a comma-separated string</w:t>
       </w:r>
     </w:p>
     <w:p>
-      <w:r>
-        <w:rPr>
+      <w:pPr>
+        <w:rPr>
+          <w:rFonts w:ascii="Times New Roman" w:hAnsi="Times New Roman" w:cs="Times New Roman"/>
+          <w:sz w:val="28"/>
+          <w:szCs w:val="28"/>
+        </w:rPr>
+      </w:pPr>
+      <w:r>
+        <w:rPr>
+          <w:rFonts w:ascii="Times New Roman" w:hAnsi="Times New Roman" w:cs="Times New Roman"/>
           <w:noProof/>
+          <w:sz w:val="28"/>
+          <w:szCs w:val="28"/>
         </w:rPr>
         <w:drawing>
           <wp:inline distT="0" distB="0" distL="0" distR="0" wp14:anchorId="5943FACA" wp14:editId="2C29CD40">
@@ -897,7 +1411,7 @@
                     <pic:cNvPicPr/>
                   </pic:nvPicPr>
                   <pic:blipFill>
-                    <a:blip r:embed="rId17"/>
+                    <a:blip r:embed="rId19"/>
                     <a:stretch>
                       <a:fillRect/>
                     </a:stretch>
@@ -921,39 +1435,84 @@
     <w:p>
       <w:pPr>
         <w:pStyle w:val="Heading1"/>
-      </w:pPr>
-      <w:r>
+        <w:rPr>
+          <w:rFonts w:ascii="Times New Roman" w:hAnsi="Times New Roman" w:cs="Times New Roman"/>
+          <w:sz w:val="28"/>
+          <w:szCs w:val="28"/>
+        </w:rPr>
+      </w:pPr>
+      <w:r>
+        <w:rPr>
+          <w:rFonts w:ascii="Times New Roman" w:hAnsi="Times New Roman" w:cs="Times New Roman"/>
+          <w:sz w:val="28"/>
+          <w:szCs w:val="28"/>
+        </w:rPr>
         <w:t>1</w:t>
       </w:r>
       <w:r>
+        <w:rPr>
+          <w:rFonts w:ascii="Times New Roman" w:hAnsi="Times New Roman" w:cs="Times New Roman"/>
+          <w:sz w:val="28"/>
+          <w:szCs w:val="28"/>
+        </w:rPr>
         <w:t>1</w:t>
       </w:r>
       <w:r>
+        <w:rPr>
+          <w:rFonts w:ascii="Times New Roman" w:hAnsi="Times New Roman" w:cs="Times New Roman"/>
+          <w:sz w:val="28"/>
+          <w:szCs w:val="28"/>
+        </w:rPr>
         <w:t>.</w:t>
       </w:r>
       <w:r>
         <w:rPr>
-          <w:rFonts w:asciiTheme="minorHAnsi" w:eastAsiaTheme="minorHAnsi" w:hAnsiTheme="minorHAnsi" w:cstheme="minorBidi"/>
+          <w:rFonts w:ascii="Times New Roman" w:eastAsiaTheme="minorHAnsi" w:hAnsi="Times New Roman" w:cs="Times New Roman"/>
           <w:color w:val="auto"/>
-          <w:sz w:val="22"/>
-          <w:szCs w:val="22"/>
+          <w:sz w:val="28"/>
+          <w:szCs w:val="28"/>
         </w:rPr>
         <w:t xml:space="preserve"> </w:t>
       </w:r>
       <w:r>
+        <w:rPr>
+          <w:rFonts w:ascii="Times New Roman" w:hAnsi="Times New Roman" w:cs="Times New Roman"/>
+          <w:sz w:val="28"/>
+          <w:szCs w:val="28"/>
+        </w:rPr>
         <w:t xml:space="preserve">Sort numbers in </w:t>
       </w:r>
       <w:r>
+        <w:rPr>
+          <w:rFonts w:ascii="Times New Roman" w:hAnsi="Times New Roman" w:cs="Times New Roman"/>
+          <w:sz w:val="28"/>
+          <w:szCs w:val="28"/>
+        </w:rPr>
         <w:t>Ascending/D</w:t>
       </w:r>
       <w:r>
+        <w:rPr>
+          <w:rFonts w:ascii="Times New Roman" w:hAnsi="Times New Roman" w:cs="Times New Roman"/>
+          <w:sz w:val="28"/>
+          <w:szCs w:val="28"/>
+        </w:rPr>
         <w:t>escending order</w:t>
       </w:r>
     </w:p>
     <w:p>
-      <w:r>
-        <w:rPr>
+      <w:pPr>
+        <w:rPr>
+          <w:rFonts w:ascii="Times New Roman" w:hAnsi="Times New Roman" w:cs="Times New Roman"/>
+          <w:sz w:val="28"/>
+          <w:szCs w:val="28"/>
+        </w:rPr>
+      </w:pPr>
+      <w:r>
+        <w:rPr>
+          <w:rFonts w:ascii="Times New Roman" w:hAnsi="Times New Roman" w:cs="Times New Roman"/>
           <w:noProof/>
+          <w:sz w:val="28"/>
+          <w:szCs w:val="28"/>
         </w:rPr>
         <w:drawing>
           <wp:inline distT="0" distB="0" distL="0" distR="0" wp14:anchorId="4F899441" wp14:editId="6C095A1A">
@@ -971,7 +1530,7 @@
                     <pic:cNvPicPr/>
                   </pic:nvPicPr>
                   <pic:blipFill>
-                    <a:blip r:embed="rId18"/>
+                    <a:blip r:embed="rId20"/>
                     <a:stretch>
                       <a:fillRect/>
                     </a:stretch>
@@ -995,36 +1554,80 @@
     <w:p>
       <w:pPr>
         <w:pStyle w:val="Heading1"/>
-      </w:pPr>
-      <w:r>
+        <w:rPr>
+          <w:rFonts w:ascii="Times New Roman" w:hAnsi="Times New Roman" w:cs="Times New Roman"/>
+          <w:sz w:val="28"/>
+          <w:szCs w:val="28"/>
+        </w:rPr>
+      </w:pPr>
+      <w:r>
+        <w:rPr>
+          <w:rFonts w:ascii="Times New Roman" w:hAnsi="Times New Roman" w:cs="Times New Roman"/>
+          <w:sz w:val="28"/>
+          <w:szCs w:val="28"/>
+        </w:rPr>
         <w:t>12.</w:t>
       </w:r>
       <w:r>
+        <w:rPr>
+          <w:rFonts w:ascii="Times New Roman" w:hAnsi="Times New Roman" w:cs="Times New Roman"/>
+          <w:sz w:val="28"/>
+          <w:szCs w:val="28"/>
+        </w:rPr>
         <w:t xml:space="preserve">Get names of users who are </w:t>
       </w:r>
       <w:r>
         <w:rPr>
+          <w:rFonts w:ascii="Times New Roman" w:hAnsi="Times New Roman" w:cs="Times New Roman"/>
           <w:b/>
           <w:bCs/>
+          <w:sz w:val="28"/>
+          <w:szCs w:val="28"/>
         </w:rPr>
         <w:t>older than 30</w:t>
       </w:r>
       <w:r>
+        <w:rPr>
+          <w:rFonts w:ascii="Times New Roman" w:hAnsi="Times New Roman" w:cs="Times New Roman"/>
+          <w:sz w:val="28"/>
+          <w:szCs w:val="28"/>
+        </w:rPr>
         <w:t xml:space="preserve"> in </w:t>
       </w:r>
       <w:r>
         <w:rPr>
+          <w:rFonts w:ascii="Times New Roman" w:hAnsi="Times New Roman" w:cs="Times New Roman"/>
           <w:b/>
           <w:bCs/>
+          <w:sz w:val="28"/>
+          <w:szCs w:val="28"/>
         </w:rPr>
         <w:t>uppercase</w:t>
       </w:r>
       <w:r>
+        <w:rPr>
+          <w:rFonts w:ascii="Times New Roman" w:hAnsi="Times New Roman" w:cs="Times New Roman"/>
+          <w:sz w:val="28"/>
+          <w:szCs w:val="28"/>
+        </w:rPr>
         <w:t>.</w:t>
       </w:r>
     </w:p>
     <w:p>
-      <w:r>
+      <w:pPr>
+        <w:rPr>
+          <w:rFonts w:ascii="Times New Roman" w:hAnsi="Times New Roman" w:cs="Times New Roman"/>
+          <w:sz w:val="28"/>
+          <w:szCs w:val="28"/>
+        </w:rPr>
+      </w:pPr>
+      <w:r>
+        <w:rPr>
+          <w:rFonts w:ascii="Times New Roman" w:hAnsi="Times New Roman" w:cs="Times New Roman"/>
+          <w:noProof/>
+          <w:sz w:val="28"/>
+          <w:szCs w:val="28"/>
+        </w:rPr>
         <w:drawing>
           <wp:inline distT="0" distB="0" distL="0" distR="0" wp14:anchorId="6CB68B78" wp14:editId="32116059">
             <wp:extent cx="4610337" cy="2311519"/>
@@ -1041,7 +1644,7 @@
                     <pic:cNvPicPr/>
                   </pic:nvPicPr>
                   <pic:blipFill>
-                    <a:blip r:embed="rId19"/>
+                    <a:blip r:embed="rId21"/>
                     <a:stretch>
                       <a:fillRect/>
                     </a:stretch>
@@ -1075,7 +1678,20 @@
       </w:r>
     </w:p>
     <w:p>
-      <w:r>
+      <w:pPr>
+        <w:rPr>
+          <w:rFonts w:ascii="Times New Roman" w:hAnsi="Times New Roman" w:cs="Times New Roman"/>
+          <w:sz w:val="28"/>
+          <w:szCs w:val="28"/>
+        </w:rPr>
+      </w:pPr>
+      <w:r>
+        <w:rPr>
+          <w:rFonts w:ascii="Times New Roman" w:hAnsi="Times New Roman" w:cs="Times New Roman"/>
+          <w:noProof/>
+          <w:sz w:val="28"/>
+          <w:szCs w:val="28"/>
+        </w:rPr>
         <w:drawing>
           <wp:inline distT="0" distB="0" distL="0" distR="0" wp14:anchorId="28F78A04" wp14:editId="60B6751F">
             <wp:extent cx="5731510" cy="2769235"/>
@@ -1092,7 +1708,7 @@
                     <pic:cNvPicPr/>
                   </pic:nvPicPr>
                   <pic:blipFill>
-                    <a:blip r:embed="rId20"/>
+                    <a:blip r:embed="rId22"/>
                     <a:stretch>
                       <a:fillRect/>
                     </a:stretch>
@@ -1116,35 +1732,118 @@
     <w:p>
       <w:pPr>
         <w:pStyle w:val="Heading1"/>
-      </w:pPr>
-      <w:r>
+        <w:rPr>
+          <w:rFonts w:ascii="Times New Roman" w:hAnsi="Times New Roman" w:cs="Times New Roman"/>
+          <w:sz w:val="28"/>
+          <w:szCs w:val="28"/>
+        </w:rPr>
+      </w:pPr>
+      <w:r>
+        <w:rPr>
+          <w:rFonts w:ascii="Times New Roman" w:hAnsi="Times New Roman" w:cs="Times New Roman"/>
+          <w:sz w:val="28"/>
+          <w:szCs w:val="28"/>
+        </w:rPr>
         <w:t>14</w:t>
       </w:r>
       <w:r>
+        <w:rPr>
+          <w:rFonts w:ascii="Times New Roman" w:hAnsi="Times New Roman" w:cs="Times New Roman"/>
+          <w:sz w:val="28"/>
+          <w:szCs w:val="28"/>
+        </w:rPr>
         <w:t>.</w:t>
       </w:r>
       <w:r>
         <w:rPr>
-          <w:rFonts w:asciiTheme="minorHAnsi" w:eastAsiaTheme="minorHAnsi" w:hAnsiTheme="minorHAnsi" w:cstheme="minorBidi"/>
+          <w:rFonts w:ascii="Times New Roman" w:eastAsiaTheme="minorHAnsi" w:hAnsi="Times New Roman" w:cs="Times New Roman"/>
           <w:color w:val="auto"/>
-          <w:sz w:val="22"/>
-          <w:szCs w:val="22"/>
+          <w:sz w:val="28"/>
+          <w:szCs w:val="28"/>
         </w:rPr>
         <w:t xml:space="preserve"> </w:t>
       </w:r>
       <w:r>
+        <w:rPr>
+          <w:rFonts w:ascii="Times New Roman" w:hAnsi="Times New Roman" w:cs="Times New Roman"/>
+          <w:sz w:val="28"/>
+          <w:szCs w:val="28"/>
+        </w:rPr>
         <w:t>Double the values in an array</w:t>
       </w:r>
     </w:p>
     <w:p>
-      <w:r>
+      <w:pPr>
+        <w:rPr>
+          <w:rFonts w:ascii="Times New Roman" w:hAnsi="Times New Roman" w:cs="Times New Roman"/>
+          <w:sz w:val="28"/>
+          <w:szCs w:val="28"/>
+        </w:rPr>
+      </w:pPr>
+      <w:r>
+        <w:rPr>
+          <w:rFonts w:ascii="Times New Roman" w:hAnsi="Times New Roman" w:cs="Times New Roman"/>
+          <w:sz w:val="28"/>
+          <w:szCs w:val="28"/>
+        </w:rPr>
+        <w:drawing>
+          <wp:inline distT="0" distB="0" distL="0" distR="0" wp14:anchorId="377E2380" wp14:editId="7D24A87C">
+            <wp:extent cx="4464279" cy="2578233"/>
+            <wp:effectExtent l="0" t="0" r="0" b="0"/>
+            <wp:docPr id="614207559" name="Picture 1"/>
+            <wp:cNvGraphicFramePr>
+              <a:graphicFrameLocks xmlns:a="http://schemas.openxmlformats.org/drawingml/2006/main" noChangeAspect="1"/>
+            </wp:cNvGraphicFramePr>
+            <a:graphic xmlns:a="http://schemas.openxmlformats.org/drawingml/2006/main">
+              <a:graphicData uri="http://schemas.openxmlformats.org/drawingml/2006/picture">
+                <pic:pic xmlns:pic="http://schemas.openxmlformats.org/drawingml/2006/picture">
+                  <pic:nvPicPr>
+                    <pic:cNvPr id="614207559" name=""/>
+                    <pic:cNvPicPr/>
+                  </pic:nvPicPr>
+                  <pic:blipFill>
+                    <a:blip r:embed="rId23"/>
+                    <a:stretch>
+                      <a:fillRect/>
+                    </a:stretch>
+                  </pic:blipFill>
+                  <pic:spPr>
+                    <a:xfrm>
+                      <a:off x="0" y="0"/>
+                      <a:ext cx="4464279" cy="2578233"/>
+                    </a:xfrm>
+                    <a:prstGeom prst="rect">
+                      <a:avLst/>
+                    </a:prstGeom>
+                  </pic:spPr>
+                </pic:pic>
+              </a:graphicData>
+            </a:graphic>
+          </wp:inline>
+        </w:drawing>
+      </w:r>
+      <w:r>
+        <w:rPr>
+          <w:rFonts w:ascii="Times New Roman" w:hAnsi="Times New Roman" w:cs="Times New Roman"/>
+          <w:sz w:val="28"/>
+          <w:szCs w:val="28"/>
+        </w:rPr>
         <w:br w:type="page"/>
       </w:r>
     </w:p>
-    <w:p/>
     <w:p>
       <w:pPr>
         <w:rPr>
+          <w:rFonts w:ascii="Times New Roman" w:hAnsi="Times New Roman" w:cs="Times New Roman"/>
+          <w:sz w:val="28"/>
+          <w:szCs w:val="28"/>
+        </w:rPr>
+      </w:pPr>
+    </w:p>
+    <w:p>
+      <w:pPr>
+        <w:rPr>
+          <w:rFonts w:ascii="Times New Roman" w:hAnsi="Times New Roman" w:cs="Times New Roman"/>
           <w:b/>
           <w:bCs/>
           <w:i/>
@@ -6515,6 +7214,7 @@
   <w:style w:type="character" w:default="1" w:styleId="DefaultParagraphFont">
     <w:name w:val="Default Paragraph Font"/>
     <w:uiPriority w:val="1"/>
+    <w:semiHidden/>
     <w:unhideWhenUsed/>
   </w:style>
   <w:style w:type="table" w:default="1" w:styleId="TableNormal">

--- a/Coding Practise with Prereq.docx
+++ b/Coding Practise with Prereq.docx
@@ -549,6 +549,7 @@
       <w:r>
         <w:rPr>
           <w:rFonts w:ascii="Times New Roman" w:hAnsi="Times New Roman" w:cs="Times New Roman"/>
+          <w:noProof/>
           <w:sz w:val="28"/>
           <w:szCs w:val="28"/>
         </w:rPr>
@@ -617,6 +618,9 @@
     </w:p>
     <w:p>
       <w:r>
+        <w:rPr>
+          <w:noProof/>
+        </w:rPr>
         <w:drawing>
           <wp:inline distT="0" distB="0" distL="0" distR="0" wp14:anchorId="2C459275" wp14:editId="04106D3F">
             <wp:extent cx="5550185" cy="1587582"/>
@@ -1040,59 +1044,13 @@
           <w:szCs w:val="28"/>
         </w:rPr>
       </w:pPr>
-      <w:proofErr w:type="spellStart"/>
-      <w:r>
-        <w:rPr>
-          <w:rFonts w:ascii="Times New Roman" w:hAnsi="Times New Roman" w:cs="Times New Roman"/>
-          <w:sz w:val="28"/>
-          <w:szCs w:val="28"/>
-        </w:rPr>
-        <w:t>array.reduce</w:t>
-      </w:r>
-      <w:proofErr w:type="spellEnd"/>
-      <w:r>
-        <w:rPr>
-          <w:rFonts w:ascii="Times New Roman" w:hAnsi="Times New Roman" w:cs="Times New Roman"/>
-          <w:sz w:val="28"/>
-          <w:szCs w:val="28"/>
-        </w:rPr>
-        <w:t xml:space="preserve">((accumulator, </w:t>
-      </w:r>
-      <w:proofErr w:type="spellStart"/>
-      <w:r>
-        <w:rPr>
-          <w:rFonts w:ascii="Times New Roman" w:hAnsi="Times New Roman" w:cs="Times New Roman"/>
-          <w:sz w:val="28"/>
-          <w:szCs w:val="28"/>
-        </w:rPr>
-        <w:t>currentValue</w:t>
-      </w:r>
-      <w:proofErr w:type="spellEnd"/>
-      <w:r>
-        <w:rPr>
-          <w:rFonts w:ascii="Times New Roman" w:hAnsi="Times New Roman" w:cs="Times New Roman"/>
-          <w:sz w:val="28"/>
-          <w:szCs w:val="28"/>
-        </w:rPr>
-        <w:t xml:space="preserve">) =&gt; { ... }, </w:t>
-      </w:r>
-      <w:proofErr w:type="spellStart"/>
-      <w:r>
-        <w:rPr>
-          <w:rFonts w:ascii="Times New Roman" w:hAnsi="Times New Roman" w:cs="Times New Roman"/>
-          <w:sz w:val="28"/>
-          <w:szCs w:val="28"/>
-        </w:rPr>
-        <w:t>initialValue</w:t>
-      </w:r>
-      <w:proofErr w:type="spellEnd"/>
-      <w:r>
-        <w:rPr>
-          <w:rFonts w:ascii="Times New Roman" w:hAnsi="Times New Roman" w:cs="Times New Roman"/>
-          <w:sz w:val="28"/>
-          <w:szCs w:val="28"/>
-        </w:rPr>
-        <w:t>);</w:t>
+      <w:r>
+        <w:rPr>
+          <w:rFonts w:ascii="Times New Roman" w:hAnsi="Times New Roman" w:cs="Times New Roman"/>
+          <w:sz w:val="28"/>
+          <w:szCs w:val="28"/>
+        </w:rPr>
+        <w:t>array.reduce((accumulator, currentValue) =&gt; { ... }, initialValue);</w:t>
       </w:r>
     </w:p>
     <w:p>
@@ -1783,6 +1741,7 @@
       <w:r>
         <w:rPr>
           <w:rFonts w:ascii="Times New Roman" w:hAnsi="Times New Roman" w:cs="Times New Roman"/>
+          <w:noProof/>
           <w:sz w:val="28"/>
           <w:szCs w:val="28"/>
         </w:rPr>
@@ -1822,6 +1781,78 @@
           </wp:inline>
         </w:drawing>
       </w:r>
+    </w:p>
+    <w:p>
+      <w:pPr>
+        <w:pStyle w:val="Heading1"/>
+        <w:rPr>
+          <w:rFonts w:ascii="Times New Roman" w:hAnsi="Times New Roman" w:cs="Times New Roman"/>
+          <w:sz w:val="28"/>
+          <w:szCs w:val="28"/>
+        </w:rPr>
+      </w:pPr>
+      <w:r>
+        <w:rPr>
+          <w:rFonts w:ascii="Times New Roman" w:hAnsi="Times New Roman" w:cs="Times New Roman"/>
+          <w:sz w:val="28"/>
+          <w:szCs w:val="28"/>
+        </w:rPr>
+        <w:lastRenderedPageBreak/>
+        <w:t>Group an array of objects by a specific property</w:t>
+      </w:r>
+    </w:p>
+    <w:p>
+      <w:r>
+        <w:drawing>
+          <wp:inline distT="0" distB="0" distL="0" distR="0" wp14:anchorId="6557CC33" wp14:editId="72413498">
+            <wp:extent cx="5731510" cy="4265930"/>
+            <wp:effectExtent l="0" t="0" r="2540" b="1270"/>
+            <wp:docPr id="1338711550" name="Picture 1"/>
+            <wp:cNvGraphicFramePr>
+              <a:graphicFrameLocks xmlns:a="http://schemas.openxmlformats.org/drawingml/2006/main" noChangeAspect="1"/>
+            </wp:cNvGraphicFramePr>
+            <a:graphic xmlns:a="http://schemas.openxmlformats.org/drawingml/2006/main">
+              <a:graphicData uri="http://schemas.openxmlformats.org/drawingml/2006/picture">
+                <pic:pic xmlns:pic="http://schemas.openxmlformats.org/drawingml/2006/picture">
+                  <pic:nvPicPr>
+                    <pic:cNvPr id="1338711550" name=""/>
+                    <pic:cNvPicPr/>
+                  </pic:nvPicPr>
+                  <pic:blipFill>
+                    <a:blip r:embed="rId24"/>
+                    <a:stretch>
+                      <a:fillRect/>
+                    </a:stretch>
+                  </pic:blipFill>
+                  <pic:spPr>
+                    <a:xfrm>
+                      <a:off x="0" y="0"/>
+                      <a:ext cx="5731510" cy="4265930"/>
+                    </a:xfrm>
+                    <a:prstGeom prst="rect">
+                      <a:avLst/>
+                    </a:prstGeom>
+                  </pic:spPr>
+                </pic:pic>
+              </a:graphicData>
+            </a:graphic>
+          </wp:inline>
+        </w:drawing>
+      </w:r>
+    </w:p>
+    <w:p>
+      <w:r>
+        <w:br/>
+      </w:r>
+    </w:p>
+    <w:p>
+      <w:pPr>
+        <w:rPr>
+          <w:rFonts w:ascii="Times New Roman" w:hAnsi="Times New Roman" w:cs="Times New Roman"/>
+          <w:sz w:val="28"/>
+          <w:szCs w:val="28"/>
+        </w:rPr>
+      </w:pPr>
       <w:r>
         <w:rPr>
           <w:rFonts w:ascii="Times New Roman" w:hAnsi="Times New Roman" w:cs="Times New Roman"/>
